--- a/Exam/Noter.docx
+++ b/Exam/Noter.docx
@@ -5062,6 +5062,48 @@
     </w:p>
     <w:p>
       <w:pPr>
+        <w:jc w:val="center"/>
+      </w:pPr>
+      <w:r>
+        <w:drawing>
+          <wp:inline distT="0" distB="0" distL="0" distR="0" wp14:anchorId="0F3142E2" wp14:editId="540757A6">
+            <wp:extent cx="3864334" cy="775433"/>
+            <wp:effectExtent l="0" t="0" r="3175" b="5715"/>
+            <wp:docPr id="15" name="Picture 15"/>
+            <wp:cNvGraphicFramePr>
+              <a:graphicFrameLocks xmlns:a="http://schemas.openxmlformats.org/drawingml/2006/main" noChangeAspect="1"/>
+            </wp:cNvGraphicFramePr>
+            <a:graphic xmlns:a="http://schemas.openxmlformats.org/drawingml/2006/main">
+              <a:graphicData uri="http://schemas.openxmlformats.org/drawingml/2006/picture">
+                <pic:pic xmlns:pic="http://schemas.openxmlformats.org/drawingml/2006/picture">
+                  <pic:nvPicPr>
+                    <pic:cNvPr id="1" name=""/>
+                    <pic:cNvPicPr/>
+                  </pic:nvPicPr>
+                  <pic:blipFill>
+                    <a:blip r:embed="rId9"/>
+                    <a:stretch>
+                      <a:fillRect/>
+                    </a:stretch>
+                  </pic:blipFill>
+                  <pic:spPr>
+                    <a:xfrm>
+                      <a:off x="0" y="0"/>
+                      <a:ext cx="3881305" cy="778838"/>
+                    </a:xfrm>
+                    <a:prstGeom prst="rect">
+                      <a:avLst/>
+                    </a:prstGeom>
+                  </pic:spPr>
+                </pic:pic>
+              </a:graphicData>
+            </a:graphic>
+          </wp:inline>
+        </w:drawing>
+      </w:r>
+    </w:p>
+    <w:p>
+      <w:pPr>
         <w:rPr>
           <w:rFonts w:eastAsiaTheme="minorEastAsia"/>
         </w:rPr>
@@ -6196,6 +6238,7 @@
             <w:rPr>
               <w:rFonts w:ascii="Cambria Math" w:eastAsiaTheme="minorEastAsia" w:hAnsi="Cambria Math"/>
             </w:rPr>
+            <w:lastRenderedPageBreak/>
             <m:t>m=-</m:t>
           </m:r>
           <m:f>
@@ -6720,7 +6763,6 @@
         <w:rPr>
           <w:rFonts w:eastAsiaTheme="minorEastAsia"/>
         </w:rPr>
-        <w:lastRenderedPageBreak/>
         <w:t xml:space="preserve">Twp solutions for </w:t>
       </w:r>
       <m:oMath>
@@ -6902,6 +6944,18 @@
           <w:rFonts w:eastAsiaTheme="minorEastAsia"/>
         </w:rPr>
         <w:t>, we must find free energy and expand.</w:t>
+      </w:r>
+      <w:r>
+        <w:rPr>
+          <w:rFonts w:eastAsiaTheme="minorEastAsia"/>
+        </w:rPr>
+        <w:t xml:space="preserve"> </w:t>
+      </w:r>
+      <w:r>
+        <w:rPr>
+          <w:rFonts w:eastAsiaTheme="minorEastAsia"/>
+        </w:rPr>
+        <w:t>Do with Landau</w:t>
       </w:r>
     </w:p>
     <w:p>
@@ -7451,6 +7505,1938 @@
           <m:t>t</m:t>
         </m:r>
       </m:oMath>
+    </w:p>
+    <w:p>
+      <w:pPr>
+        <w:tabs>
+          <w:tab w:val="left" w:pos="2806"/>
+        </w:tabs>
+        <w:rPr>
+          <w:rFonts w:eastAsiaTheme="minorEastAsia"/>
+        </w:rPr>
+      </w:pPr>
+      <w:r>
+        <w:rPr>
+          <w:rFonts w:eastAsiaTheme="minorEastAsia"/>
+        </w:rPr>
+        <w:t xml:space="preserve">Find for </w:t>
+      </w:r>
+      <m:oMath>
+        <m:r>
+          <w:rPr>
+            <w:rFonts w:ascii="Cambria Math" w:eastAsiaTheme="minorEastAsia" w:hAnsi="Cambria Math"/>
+          </w:rPr>
+          <m:t>t&lt;0</m:t>
+        </m:r>
+      </m:oMath>
+      <w:r>
+        <w:rPr>
+          <w:rFonts w:eastAsiaTheme="minorEastAsia"/>
+        </w:rPr>
+        <w:t xml:space="preserve">: </w:t>
+      </w:r>
+      <m:oMath>
+        <m:f>
+          <m:fPr>
+            <m:ctrlPr>
+              <w:rPr>
+                <w:rFonts w:ascii="Cambria Math" w:eastAsiaTheme="minorEastAsia" w:hAnsi="Cambria Math"/>
+                <w:i/>
+              </w:rPr>
+            </m:ctrlPr>
+          </m:fPr>
+          <m:num>
+            <m:r>
+              <w:rPr>
+                <w:rFonts w:ascii="Cambria Math" w:eastAsiaTheme="minorEastAsia" w:hAnsi="Cambria Math"/>
+              </w:rPr>
+              <m:t>df</m:t>
+            </m:r>
+          </m:num>
+          <m:den>
+            <m:r>
+              <w:rPr>
+                <w:rFonts w:ascii="Cambria Math" w:eastAsiaTheme="minorEastAsia" w:hAnsi="Cambria Math"/>
+              </w:rPr>
+              <m:t>dm</m:t>
+            </m:r>
+          </m:den>
+        </m:f>
+        <m:r>
+          <w:rPr>
+            <w:rFonts w:ascii="Cambria Math" w:eastAsiaTheme="minorEastAsia" w:hAnsi="Cambria Math"/>
+          </w:rPr>
+          <m:t>=2</m:t>
+        </m:r>
+        <m:acc>
+          <m:accPr>
+            <m:chr m:val="̃"/>
+            <m:ctrlPr>
+              <w:rPr>
+                <w:rFonts w:ascii="Cambria Math" w:eastAsiaTheme="minorEastAsia" w:hAnsi="Cambria Math"/>
+                <w:i/>
+              </w:rPr>
+            </m:ctrlPr>
+          </m:accPr>
+          <m:e>
+            <m:r>
+              <w:rPr>
+                <w:rFonts w:ascii="Cambria Math" w:eastAsiaTheme="minorEastAsia" w:hAnsi="Cambria Math"/>
+              </w:rPr>
+              <m:t>a</m:t>
+            </m:r>
+          </m:e>
+        </m:acc>
+        <m:r>
+          <w:rPr>
+            <w:rFonts w:ascii="Cambria Math" w:eastAsiaTheme="minorEastAsia" w:hAnsi="Cambria Math"/>
+          </w:rPr>
+          <m:t>tm+4b</m:t>
+        </m:r>
+        <m:sSup>
+          <m:sSupPr>
+            <m:ctrlPr>
+              <w:rPr>
+                <w:rFonts w:ascii="Cambria Math" w:eastAsiaTheme="minorEastAsia" w:hAnsi="Cambria Math"/>
+                <w:i/>
+              </w:rPr>
+            </m:ctrlPr>
+          </m:sSupPr>
+          <m:e>
+            <m:r>
+              <w:rPr>
+                <w:rFonts w:ascii="Cambria Math" w:eastAsiaTheme="minorEastAsia" w:hAnsi="Cambria Math"/>
+              </w:rPr>
+              <m:t>m</m:t>
+            </m:r>
+          </m:e>
+          <m:sup>
+            <m:r>
+              <w:rPr>
+                <w:rFonts w:ascii="Cambria Math" w:eastAsiaTheme="minorEastAsia" w:hAnsi="Cambria Math"/>
+              </w:rPr>
+              <m:t>3</m:t>
+            </m:r>
+          </m:sup>
+        </m:sSup>
+        <m:r>
+          <w:rPr>
+            <w:rFonts w:ascii="Cambria Math" w:eastAsiaTheme="minorEastAsia" w:hAnsi="Cambria Math"/>
+          </w:rPr>
+          <m:t>=0</m:t>
+        </m:r>
+      </m:oMath>
+    </w:p>
+    <w:p>
+      <w:pPr>
+        <w:tabs>
+          <w:tab w:val="left" w:pos="2806"/>
+        </w:tabs>
+        <w:rPr>
+          <w:rFonts w:eastAsiaTheme="minorEastAsia"/>
+        </w:rPr>
+      </w:pPr>
+      <m:oMathPara>
+        <m:oMath>
+          <m:r>
+            <w:rPr>
+              <w:rFonts w:ascii="Cambria Math" w:eastAsiaTheme="minorEastAsia" w:hAnsi="Cambria Math"/>
+            </w:rPr>
+            <m:t>m=±</m:t>
+          </m:r>
+          <m:rad>
+            <m:radPr>
+              <m:degHide m:val="1"/>
+              <m:ctrlPr>
+                <w:rPr>
+                  <w:rFonts w:ascii="Cambria Math" w:eastAsiaTheme="minorEastAsia" w:hAnsi="Cambria Math"/>
+                  <w:i/>
+                </w:rPr>
+              </m:ctrlPr>
+            </m:radPr>
+            <m:deg/>
+            <m:e>
+              <m:f>
+                <m:fPr>
+                  <m:ctrlPr>
+                    <w:rPr>
+                      <w:rFonts w:ascii="Cambria Math" w:eastAsiaTheme="minorEastAsia" w:hAnsi="Cambria Math"/>
+                      <w:i/>
+                    </w:rPr>
+                  </m:ctrlPr>
+                </m:fPr>
+                <m:num>
+                  <m:acc>
+                    <m:accPr>
+                      <m:chr m:val="̃"/>
+                      <m:ctrlPr>
+                        <w:rPr>
+                          <w:rFonts w:ascii="Cambria Math" w:eastAsiaTheme="minorEastAsia" w:hAnsi="Cambria Math"/>
+                          <w:i/>
+                        </w:rPr>
+                      </m:ctrlPr>
+                    </m:accPr>
+                    <m:e>
+                      <m:r>
+                        <w:rPr>
+                          <w:rFonts w:ascii="Cambria Math" w:eastAsiaTheme="minorEastAsia" w:hAnsi="Cambria Math"/>
+                        </w:rPr>
+                        <m:t>a</m:t>
+                      </m:r>
+                    </m:e>
+                  </m:acc>
+                </m:num>
+                <m:den>
+                  <m:r>
+                    <w:rPr>
+                      <w:rFonts w:ascii="Cambria Math" w:eastAsiaTheme="minorEastAsia" w:hAnsi="Cambria Math"/>
+                    </w:rPr>
+                    <m:t>2b</m:t>
+                  </m:r>
+                </m:den>
+              </m:f>
+              <m:r>
+                <w:rPr>
+                  <w:rFonts w:ascii="Cambria Math" w:eastAsiaTheme="minorEastAsia" w:hAnsi="Cambria Math"/>
+                </w:rPr>
+                <m:t>t</m:t>
+              </m:r>
+            </m:e>
+          </m:rad>
+          <m:r>
+            <w:rPr>
+              <w:rFonts w:ascii="Cambria Math" w:eastAsiaTheme="minorEastAsia" w:hAnsi="Cambria Math"/>
+            </w:rPr>
+            <m:t>∝</m:t>
+          </m:r>
+          <m:sSup>
+            <m:sSupPr>
+              <m:ctrlPr>
+                <w:rPr>
+                  <w:rFonts w:ascii="Cambria Math" w:eastAsiaTheme="minorEastAsia" w:hAnsi="Cambria Math"/>
+                  <w:i/>
+                </w:rPr>
+              </m:ctrlPr>
+            </m:sSupPr>
+            <m:e>
+              <m:r>
+                <w:rPr>
+                  <w:rFonts w:ascii="Cambria Math" w:eastAsiaTheme="minorEastAsia" w:hAnsi="Cambria Math"/>
+                </w:rPr>
+                <m:t>t</m:t>
+              </m:r>
+            </m:e>
+            <m:sup>
+              <m:r>
+                <w:rPr>
+                  <w:rFonts w:ascii="Cambria Math" w:eastAsiaTheme="minorEastAsia" w:hAnsi="Cambria Math"/>
+                </w:rPr>
+                <m:t>β</m:t>
+              </m:r>
+            </m:sup>
+          </m:sSup>
+        </m:oMath>
+      </m:oMathPara>
+    </w:p>
+    <w:p>
+      <w:pPr>
+        <w:tabs>
+          <w:tab w:val="left" w:pos="2806"/>
+        </w:tabs>
+        <w:rPr>
+          <w:rFonts w:eastAsiaTheme="minorEastAsia"/>
+        </w:rPr>
+      </w:pPr>
+      <m:oMathPara>
+        <m:oMath>
+          <m:sSub>
+            <m:sSubPr>
+              <m:ctrlPr>
+                <w:rPr>
+                  <w:rFonts w:ascii="Cambria Math" w:eastAsiaTheme="minorEastAsia" w:hAnsi="Cambria Math"/>
+                  <w:i/>
+                </w:rPr>
+              </m:ctrlPr>
+            </m:sSubPr>
+            <m:e>
+              <m:r>
+                <w:rPr>
+                  <w:rFonts w:ascii="Cambria Math" w:eastAsiaTheme="minorEastAsia" w:hAnsi="Cambria Math"/>
+                </w:rPr>
+                <m:t>β</m:t>
+              </m:r>
+            </m:e>
+            <m:sub>
+              <m:r>
+                <w:rPr>
+                  <w:rFonts w:ascii="Cambria Math" w:eastAsiaTheme="minorEastAsia" w:hAnsi="Cambria Math"/>
+                </w:rPr>
+                <m:t>MF</m:t>
+              </m:r>
+            </m:sub>
+          </m:sSub>
+          <m:r>
+            <w:rPr>
+              <w:rFonts w:ascii="Cambria Math" w:eastAsiaTheme="minorEastAsia" w:hAnsi="Cambria Math"/>
+            </w:rPr>
+            <m:t>=</m:t>
+          </m:r>
+          <m:f>
+            <m:fPr>
+              <m:ctrlPr>
+                <w:rPr>
+                  <w:rFonts w:ascii="Cambria Math" w:eastAsiaTheme="minorEastAsia" w:hAnsi="Cambria Math"/>
+                  <w:i/>
+                </w:rPr>
+              </m:ctrlPr>
+            </m:fPr>
+            <m:num>
+              <m:r>
+                <w:rPr>
+                  <w:rFonts w:ascii="Cambria Math" w:eastAsiaTheme="minorEastAsia" w:hAnsi="Cambria Math"/>
+                </w:rPr>
+                <m:t>1</m:t>
+              </m:r>
+            </m:num>
+            <m:den>
+              <m:r>
+                <w:rPr>
+                  <w:rFonts w:ascii="Cambria Math" w:eastAsiaTheme="minorEastAsia" w:hAnsi="Cambria Math"/>
+                </w:rPr>
+                <m:t>2</m:t>
+              </m:r>
+            </m:den>
+          </m:f>
+        </m:oMath>
+      </m:oMathPara>
+    </w:p>
+    <w:p>
+      <w:pPr>
+        <w:tabs>
+          <w:tab w:val="left" w:pos="2806"/>
+        </w:tabs>
+        <w:rPr>
+          <w:rFonts w:eastAsiaTheme="minorEastAsia"/>
+        </w:rPr>
+      </w:pPr>
+      <w:proofErr w:type="gramStart"/>
+      <w:r>
+        <w:rPr>
+          <w:rFonts w:eastAsiaTheme="minorEastAsia"/>
+        </w:rPr>
+        <w:t>Also</w:t>
+      </w:r>
+      <w:proofErr w:type="gramEnd"/>
+      <w:r>
+        <w:rPr>
+          <w:rFonts w:eastAsiaTheme="minorEastAsia"/>
+        </w:rPr>
+        <w:t xml:space="preserve"> with magnetic field </w:t>
+      </w:r>
+      <m:oMath>
+        <m:r>
+          <w:rPr>
+            <w:rFonts w:ascii="Cambria Math" w:eastAsiaTheme="minorEastAsia" w:hAnsi="Cambria Math"/>
+          </w:rPr>
+          <m:t>f=-hm+f</m:t>
+        </m:r>
+        <m:d>
+          <m:dPr>
+            <m:ctrlPr>
+              <w:rPr>
+                <w:rFonts w:ascii="Cambria Math" w:eastAsiaTheme="minorEastAsia" w:hAnsi="Cambria Math"/>
+                <w:i/>
+              </w:rPr>
+            </m:ctrlPr>
+          </m:dPr>
+          <m:e>
+            <m:r>
+              <w:rPr>
+                <w:rFonts w:ascii="Cambria Math" w:eastAsiaTheme="minorEastAsia" w:hAnsi="Cambria Math"/>
+              </w:rPr>
+              <m:t>h=0</m:t>
+            </m:r>
+          </m:e>
+        </m:d>
+      </m:oMath>
+    </w:p>
+    <w:p>
+      <w:pPr>
+        <w:tabs>
+          <w:tab w:val="left" w:pos="2806"/>
+        </w:tabs>
+        <w:rPr>
+          <w:rFonts w:eastAsiaTheme="minorEastAsia"/>
+        </w:rPr>
+      </w:pPr>
+      <m:oMathPara>
+        <m:oMath>
+          <m:f>
+            <m:fPr>
+              <m:ctrlPr>
+                <w:rPr>
+                  <w:rFonts w:ascii="Cambria Math" w:eastAsiaTheme="minorEastAsia" w:hAnsi="Cambria Math"/>
+                  <w:i/>
+                </w:rPr>
+              </m:ctrlPr>
+            </m:fPr>
+            <m:num>
+              <m:r>
+                <w:rPr>
+                  <w:rFonts w:ascii="Cambria Math" w:eastAsiaTheme="minorEastAsia" w:hAnsi="Cambria Math"/>
+                </w:rPr>
+                <m:t>df</m:t>
+              </m:r>
+            </m:num>
+            <m:den>
+              <m:r>
+                <w:rPr>
+                  <w:rFonts w:ascii="Cambria Math" w:eastAsiaTheme="minorEastAsia" w:hAnsi="Cambria Math"/>
+                </w:rPr>
+                <m:t>dm</m:t>
+              </m:r>
+            </m:den>
+          </m:f>
+          <m:r>
+            <w:rPr>
+              <w:rFonts w:ascii="Cambria Math" w:eastAsiaTheme="minorEastAsia" w:hAnsi="Cambria Math"/>
+            </w:rPr>
+            <m:t>=</m:t>
+          </m:r>
+          <m:r>
+            <w:rPr>
+              <w:rFonts w:ascii="Cambria Math" w:eastAsiaTheme="minorEastAsia" w:hAnsi="Cambria Math"/>
+              <w:color w:val="FF0000"/>
+            </w:rPr>
+            <m:t>-h+2</m:t>
+          </m:r>
+          <m:acc>
+            <m:accPr>
+              <m:chr m:val="̃"/>
+              <m:ctrlPr>
+                <w:rPr>
+                  <w:rFonts w:ascii="Cambria Math" w:eastAsiaTheme="minorEastAsia" w:hAnsi="Cambria Math"/>
+                  <w:i/>
+                  <w:color w:val="FF0000"/>
+                </w:rPr>
+              </m:ctrlPr>
+            </m:accPr>
+            <m:e>
+              <m:r>
+                <w:rPr>
+                  <w:rFonts w:ascii="Cambria Math" w:eastAsiaTheme="minorEastAsia" w:hAnsi="Cambria Math"/>
+                  <w:color w:val="FF0000"/>
+                </w:rPr>
+                <m:t>a</m:t>
+              </m:r>
+            </m:e>
+          </m:acc>
+          <m:r>
+            <w:rPr>
+              <w:rFonts w:ascii="Cambria Math" w:eastAsiaTheme="minorEastAsia" w:hAnsi="Cambria Math"/>
+              <w:color w:val="FF0000"/>
+            </w:rPr>
+            <m:t>tm</m:t>
+          </m:r>
+          <m:r>
+            <w:rPr>
+              <w:rFonts w:ascii="Cambria Math" w:eastAsiaTheme="minorEastAsia" w:hAnsi="Cambria Math"/>
+            </w:rPr>
+            <m:t>+4b</m:t>
+          </m:r>
+          <m:sSup>
+            <m:sSupPr>
+              <m:ctrlPr>
+                <w:rPr>
+                  <w:rFonts w:ascii="Cambria Math" w:eastAsiaTheme="minorEastAsia" w:hAnsi="Cambria Math"/>
+                  <w:i/>
+                </w:rPr>
+              </m:ctrlPr>
+            </m:sSupPr>
+            <m:e>
+              <m:r>
+                <w:rPr>
+                  <w:rFonts w:ascii="Cambria Math" w:eastAsiaTheme="minorEastAsia" w:hAnsi="Cambria Math"/>
+                </w:rPr>
+                <m:t>m</m:t>
+              </m:r>
+            </m:e>
+            <m:sup>
+              <m:r>
+                <w:rPr>
+                  <w:rFonts w:ascii="Cambria Math" w:eastAsiaTheme="minorEastAsia" w:hAnsi="Cambria Math"/>
+                </w:rPr>
+                <m:t>3</m:t>
+              </m:r>
+            </m:sup>
+          </m:sSup>
+          <m:r>
+            <w:rPr>
+              <w:rFonts w:ascii="Cambria Math" w:eastAsiaTheme="minorEastAsia" w:hAnsi="Cambria Math"/>
+            </w:rPr>
+            <m:t>=0</m:t>
+          </m:r>
+        </m:oMath>
+      </m:oMathPara>
+    </w:p>
+    <w:p>
+      <w:pPr>
+        <w:tabs>
+          <w:tab w:val="left" w:pos="2806"/>
+        </w:tabs>
+        <w:rPr>
+          <w:rFonts w:eastAsiaTheme="minorEastAsia"/>
+        </w:rPr>
+      </w:pPr>
+      <m:oMathPara>
+        <m:oMath>
+          <m:sSub>
+            <m:sSubPr>
+              <m:ctrlPr>
+                <w:rPr>
+                  <w:rFonts w:ascii="Cambria Math" w:eastAsiaTheme="minorEastAsia" w:hAnsi="Cambria Math"/>
+                  <w:i/>
+                </w:rPr>
+              </m:ctrlPr>
+            </m:sSubPr>
+            <m:e>
+              <m:r>
+                <w:rPr>
+                  <w:rFonts w:ascii="Cambria Math" w:eastAsiaTheme="minorEastAsia" w:hAnsi="Cambria Math"/>
+                </w:rPr>
+                <m:t>χ</m:t>
+              </m:r>
+            </m:e>
+            <m:sub>
+              <m:r>
+                <w:rPr>
+                  <w:rFonts w:ascii="Cambria Math" w:eastAsiaTheme="minorEastAsia" w:hAnsi="Cambria Math"/>
+                </w:rPr>
+                <m:t>T</m:t>
+              </m:r>
+            </m:sub>
+          </m:sSub>
+          <m:r>
+            <w:rPr>
+              <w:rFonts w:ascii="Cambria Math" w:eastAsiaTheme="minorEastAsia" w:hAnsi="Cambria Math"/>
+            </w:rPr>
+            <m:t>=</m:t>
+          </m:r>
+          <m:f>
+            <m:fPr>
+              <m:ctrlPr>
+                <w:rPr>
+                  <w:rFonts w:ascii="Cambria Math" w:eastAsiaTheme="minorEastAsia" w:hAnsi="Cambria Math"/>
+                  <w:i/>
+                </w:rPr>
+              </m:ctrlPr>
+            </m:fPr>
+            <m:num>
+              <m:r>
+                <w:rPr>
+                  <w:rFonts w:ascii="Cambria Math" w:eastAsiaTheme="minorEastAsia" w:hAnsi="Cambria Math"/>
+                </w:rPr>
+                <m:t>∂m</m:t>
+              </m:r>
+            </m:num>
+            <m:den>
+              <m:r>
+                <w:rPr>
+                  <w:rFonts w:ascii="Cambria Math" w:eastAsiaTheme="minorEastAsia" w:hAnsi="Cambria Math"/>
+                </w:rPr>
+                <m:t>∂h</m:t>
+              </m:r>
+            </m:den>
+          </m:f>
+          <m:r>
+            <w:rPr>
+              <w:rFonts w:ascii="Cambria Math" w:eastAsiaTheme="minorEastAsia" w:hAnsi="Cambria Math"/>
+            </w:rPr>
+            <m:t>∝</m:t>
+          </m:r>
+          <m:f>
+            <m:fPr>
+              <m:ctrlPr>
+                <w:rPr>
+                  <w:rFonts w:ascii="Cambria Math" w:eastAsiaTheme="minorEastAsia" w:hAnsi="Cambria Math"/>
+                  <w:i/>
+                </w:rPr>
+              </m:ctrlPr>
+            </m:fPr>
+            <m:num>
+              <m:r>
+                <w:rPr>
+                  <w:rFonts w:ascii="Cambria Math" w:eastAsiaTheme="minorEastAsia" w:hAnsi="Cambria Math"/>
+                </w:rPr>
+                <m:t>∂</m:t>
+              </m:r>
+            </m:num>
+            <m:den>
+              <m:r>
+                <w:rPr>
+                  <w:rFonts w:ascii="Cambria Math" w:eastAsiaTheme="minorEastAsia" w:hAnsi="Cambria Math"/>
+                </w:rPr>
+                <m:t>∂h</m:t>
+              </m:r>
+            </m:den>
+          </m:f>
+          <m:d>
+            <m:dPr>
+              <m:ctrlPr>
+                <w:rPr>
+                  <w:rFonts w:ascii="Cambria Math" w:eastAsiaTheme="minorEastAsia" w:hAnsi="Cambria Math"/>
+                  <w:i/>
+                </w:rPr>
+              </m:ctrlPr>
+            </m:dPr>
+            <m:e>
+              <m:f>
+                <m:fPr>
+                  <m:ctrlPr>
+                    <w:rPr>
+                      <w:rFonts w:ascii="Cambria Math" w:eastAsiaTheme="minorEastAsia" w:hAnsi="Cambria Math"/>
+                      <w:i/>
+                    </w:rPr>
+                  </m:ctrlPr>
+                </m:fPr>
+                <m:num>
+                  <m:r>
+                    <w:rPr>
+                      <w:rFonts w:ascii="Cambria Math" w:eastAsiaTheme="minorEastAsia" w:hAnsi="Cambria Math"/>
+                    </w:rPr>
+                    <m:t>h</m:t>
+                  </m:r>
+                </m:num>
+                <m:den>
+                  <m:r>
+                    <w:rPr>
+                      <w:rFonts w:ascii="Cambria Math" w:eastAsiaTheme="minorEastAsia" w:hAnsi="Cambria Math"/>
+                    </w:rPr>
+                    <m:t>t</m:t>
+                  </m:r>
+                </m:den>
+              </m:f>
+            </m:e>
+          </m:d>
+          <m:r>
+            <w:rPr>
+              <w:rFonts w:ascii="Cambria Math" w:eastAsiaTheme="minorEastAsia" w:hAnsi="Cambria Math"/>
+            </w:rPr>
+            <m:t>∝</m:t>
+          </m:r>
+          <m:sSup>
+            <m:sSupPr>
+              <m:ctrlPr>
+                <w:rPr>
+                  <w:rFonts w:ascii="Cambria Math" w:eastAsiaTheme="minorEastAsia" w:hAnsi="Cambria Math"/>
+                  <w:i/>
+                </w:rPr>
+              </m:ctrlPr>
+            </m:sSupPr>
+            <m:e>
+              <m:r>
+                <w:rPr>
+                  <w:rFonts w:ascii="Cambria Math" w:eastAsiaTheme="minorEastAsia" w:hAnsi="Cambria Math"/>
+                </w:rPr>
+                <m:t>t</m:t>
+              </m:r>
+            </m:e>
+            <m:sup>
+              <m:r>
+                <w:rPr>
+                  <w:rFonts w:ascii="Cambria Math" w:eastAsiaTheme="minorEastAsia" w:hAnsi="Cambria Math"/>
+                </w:rPr>
+                <m:t>-γ</m:t>
+              </m:r>
+            </m:sup>
+          </m:sSup>
+          <m:r>
+            <w:rPr>
+              <w:rFonts w:ascii="Cambria Math" w:eastAsiaTheme="minorEastAsia" w:hAnsi="Cambria Math"/>
+            </w:rPr>
+            <m:t>,  γ=1</m:t>
+          </m:r>
+        </m:oMath>
+      </m:oMathPara>
+    </w:p>
+    <w:p>
+      <w:pPr>
+        <w:tabs>
+          <w:tab w:val="left" w:pos="2806"/>
+        </w:tabs>
+        <w:rPr>
+          <w:rFonts w:eastAsiaTheme="minorEastAsia"/>
+          <w:b/>
+          <w:bCs/>
+        </w:rPr>
+      </w:pPr>
+      <w:r>
+        <w:rPr>
+          <w:rFonts w:eastAsiaTheme="minorEastAsia"/>
+          <w:b/>
+          <w:bCs/>
+        </w:rPr>
+        <w:t>Potts?</w:t>
+      </w:r>
+    </w:p>
+    <w:p>
+      <w:pPr>
+        <w:tabs>
+          <w:tab w:val="left" w:pos="2806"/>
+        </w:tabs>
+        <w:rPr>
+          <w:rFonts w:eastAsiaTheme="minorEastAsia"/>
+          <w:b/>
+          <w:bCs/>
+        </w:rPr>
+      </w:pPr>
+      <w:r>
+        <w:rPr>
+          <w:rFonts w:eastAsiaTheme="minorEastAsia"/>
+          <w:b/>
+          <w:bCs/>
+        </w:rPr>
+        <w:t xml:space="preserve">1D </w:t>
+      </w:r>
+      <w:proofErr w:type="spellStart"/>
+      <w:r>
+        <w:rPr>
+          <w:rFonts w:eastAsiaTheme="minorEastAsia"/>
+          <w:b/>
+          <w:bCs/>
+        </w:rPr>
+        <w:t>Ising</w:t>
+      </w:r>
+      <w:proofErr w:type="spellEnd"/>
+      <w:r>
+        <w:rPr>
+          <w:rFonts w:eastAsiaTheme="minorEastAsia"/>
+          <w:b/>
+          <w:bCs/>
+        </w:rPr>
+        <w:t xml:space="preserve"> model:</w:t>
+      </w:r>
+    </w:p>
+    <w:p>
+      <w:pPr>
+        <w:tabs>
+          <w:tab w:val="left" w:pos="2806"/>
+        </w:tabs>
+        <w:rPr>
+          <w:rFonts w:eastAsiaTheme="minorEastAsia"/>
+        </w:rPr>
+      </w:pPr>
+      <w:r>
+        <w:rPr>
+          <w:rFonts w:eastAsiaTheme="minorEastAsia"/>
+        </w:rPr>
+        <w:t xml:space="preserve">This can </w:t>
+      </w:r>
+      <w:r>
+        <w:rPr>
+          <w:rFonts w:eastAsiaTheme="minorEastAsia"/>
+        </w:rPr>
+        <w:t xml:space="preserve">be solved analytically. We look at a heuristic argument for critical points. </w:t>
+      </w:r>
+      <w:r>
+        <w:rPr>
+          <w:rFonts w:eastAsiaTheme="minorEastAsia"/>
+        </w:rPr>
+        <w:t>Two versions:</w:t>
+      </w:r>
+    </w:p>
+    <w:p>
+      <w:pPr>
+        <w:tabs>
+          <w:tab w:val="left" w:pos="2806"/>
+        </w:tabs>
+        <w:rPr>
+          <w:rFonts w:eastAsiaTheme="minorEastAsia"/>
+        </w:rPr>
+      </w:pPr>
+      <w:r>
+        <w:rPr>
+          <w:rFonts w:eastAsiaTheme="minorEastAsia"/>
+        </w:rPr>
+        <w:t>Since</w:t>
+      </w:r>
+    </w:p>
+    <w:p>
+      <w:pPr>
+        <w:tabs>
+          <w:tab w:val="left" w:pos="2806"/>
+        </w:tabs>
+        <w:rPr>
+          <w:rFonts w:eastAsiaTheme="minorEastAsia"/>
+        </w:rPr>
+      </w:pPr>
+      <m:oMathPara>
+        <m:oMath>
+          <m:sSub>
+            <m:sSubPr>
+              <m:ctrlPr>
+                <w:rPr>
+                  <w:rFonts w:ascii="Cambria Math" w:eastAsiaTheme="minorEastAsia" w:hAnsi="Cambria Math"/>
+                  <w:i/>
+                </w:rPr>
+              </m:ctrlPr>
+            </m:sSubPr>
+            <m:e>
+              <m:r>
+                <w:rPr>
+                  <w:rFonts w:ascii="Cambria Math" w:eastAsiaTheme="minorEastAsia" w:hAnsi="Cambria Math"/>
+                </w:rPr>
+                <m:t>s</m:t>
+              </m:r>
+            </m:e>
+            <m:sub>
+              <m:r>
+                <w:rPr>
+                  <w:rFonts w:ascii="Cambria Math" w:eastAsiaTheme="minorEastAsia" w:hAnsi="Cambria Math"/>
+                </w:rPr>
+                <m:t>i</m:t>
+              </m:r>
+            </m:sub>
+          </m:sSub>
+          <m:sSub>
+            <m:sSubPr>
+              <m:ctrlPr>
+                <w:rPr>
+                  <w:rFonts w:ascii="Cambria Math" w:eastAsiaTheme="minorEastAsia" w:hAnsi="Cambria Math"/>
+                  <w:i/>
+                </w:rPr>
+              </m:ctrlPr>
+            </m:sSubPr>
+            <m:e>
+              <m:r>
+                <w:rPr>
+                  <w:rFonts w:ascii="Cambria Math" w:eastAsiaTheme="minorEastAsia" w:hAnsi="Cambria Math"/>
+                </w:rPr>
+                <m:t>s</m:t>
+              </m:r>
+            </m:e>
+            <m:sub>
+              <m:r>
+                <w:rPr>
+                  <w:rFonts w:ascii="Cambria Math" w:eastAsiaTheme="minorEastAsia" w:hAnsi="Cambria Math"/>
+                </w:rPr>
+                <m:t>j</m:t>
+              </m:r>
+            </m:sub>
+          </m:sSub>
+          <m:r>
+            <w:rPr>
+              <w:rFonts w:ascii="Cambria Math" w:eastAsiaTheme="minorEastAsia" w:hAnsi="Cambria Math"/>
+            </w:rPr>
+            <m:t>=</m:t>
+          </m:r>
+          <m:d>
+            <m:dPr>
+              <m:begChr m:val="{"/>
+              <m:endChr m:val=""/>
+              <m:ctrlPr>
+                <w:rPr>
+                  <w:rFonts w:ascii="Cambria Math" w:eastAsia="MS Mincho" w:hAnsi="Cambria Math" w:cs="MS Mincho"/>
+                  <w:i/>
+                </w:rPr>
+              </m:ctrlPr>
+            </m:dPr>
+            <m:e>
+              <m:eqArr>
+                <m:eqArrPr>
+                  <m:ctrlPr>
+                    <w:rPr>
+                      <w:rFonts w:ascii="Cambria Math" w:eastAsia="MS Mincho" w:hAnsi="Cambria Math" w:cs="MS Mincho"/>
+                      <w:i/>
+                    </w:rPr>
+                  </m:ctrlPr>
+                </m:eqArrPr>
+                <m:e>
+                  <m:r>
+                    <w:rPr>
+                      <w:rFonts w:ascii="Cambria Math" w:eastAsia="MS Mincho" w:hAnsi="Cambria Math" w:cs="MS Mincho"/>
+                    </w:rPr>
+                    <m:t xml:space="preserve">+1,  weight </m:t>
+                  </m:r>
+                  <m:sSup>
+                    <m:sSupPr>
+                      <m:ctrlPr>
+                        <w:rPr>
+                          <w:rFonts w:ascii="Cambria Math" w:eastAsia="MS Mincho" w:hAnsi="Cambria Math" w:cs="MS Mincho"/>
+                          <w:i/>
+                        </w:rPr>
+                      </m:ctrlPr>
+                    </m:sSupPr>
+                    <m:e>
+                      <m:r>
+                        <w:rPr>
+                          <w:rFonts w:ascii="Cambria Math" w:eastAsia="MS Mincho" w:hAnsi="Cambria Math" w:cs="MS Mincho"/>
+                        </w:rPr>
+                        <m:t>e</m:t>
+                      </m:r>
+                    </m:e>
+                    <m:sup>
+                      <m:r>
+                        <w:rPr>
+                          <w:rFonts w:ascii="Cambria Math" w:eastAsia="MS Mincho" w:hAnsi="Cambria Math" w:cs="MS Mincho"/>
+                        </w:rPr>
+                        <m:t>-βJ</m:t>
+                      </m:r>
+                    </m:sup>
+                  </m:sSup>
+                </m:e>
+                <m:e>
+                  <m:r>
+                    <w:rPr>
+                      <w:rFonts w:ascii="Cambria Math" w:eastAsia="MS Mincho" w:hAnsi="Cambria Math" w:cs="MS Mincho"/>
+                    </w:rPr>
+                    <m:t xml:space="preserve">-1,  weight </m:t>
+                  </m:r>
+                  <m:sSup>
+                    <m:sSupPr>
+                      <m:ctrlPr>
+                        <w:rPr>
+                          <w:rFonts w:ascii="Cambria Math" w:eastAsia="MS Mincho" w:hAnsi="Cambria Math" w:cs="MS Mincho"/>
+                          <w:i/>
+                        </w:rPr>
+                      </m:ctrlPr>
+                    </m:sSupPr>
+                    <m:e>
+                      <m:r>
+                        <w:rPr>
+                          <w:rFonts w:ascii="Cambria Math" w:eastAsia="MS Mincho" w:hAnsi="Cambria Math" w:cs="MS Mincho"/>
+                        </w:rPr>
+                        <m:t>e</m:t>
+                      </m:r>
+                    </m:e>
+                    <m:sup>
+                      <m:r>
+                        <w:rPr>
+                          <w:rFonts w:ascii="Cambria Math" w:eastAsia="MS Mincho" w:hAnsi="Cambria Math" w:cs="MS Mincho"/>
+                        </w:rPr>
+                        <m:t>βJ</m:t>
+                      </m:r>
+                    </m:sup>
+                  </m:sSup>
+                </m:e>
+              </m:eqArr>
+            </m:e>
+          </m:d>
+        </m:oMath>
+      </m:oMathPara>
+    </w:p>
+    <w:p>
+      <w:pPr>
+        <w:tabs>
+          <w:tab w:val="left" w:pos="2806"/>
+        </w:tabs>
+        <w:rPr>
+          <w:rFonts w:eastAsiaTheme="minorEastAsia"/>
+        </w:rPr>
+      </w:pPr>
+      <m:oMathPara>
+        <m:oMath>
+          <m:sSub>
+            <m:sSubPr>
+              <m:ctrlPr>
+                <w:rPr>
+                  <w:rFonts w:ascii="Cambria Math" w:eastAsiaTheme="minorEastAsia" w:hAnsi="Cambria Math"/>
+                  <w:i/>
+                </w:rPr>
+              </m:ctrlPr>
+            </m:sSubPr>
+            <m:e>
+              <m:r>
+                <m:rPr>
+                  <m:sty m:val="p"/>
+                </m:rPr>
+                <w:rPr>
+                  <w:rFonts w:ascii="Cambria Math" w:eastAsiaTheme="minorEastAsia" w:hAnsi="Cambria Math"/>
+                </w:rPr>
+                <m:t>Γ</m:t>
+              </m:r>
+              <m:ctrlPr>
+                <w:rPr>
+                  <w:rFonts w:ascii="Cambria Math" w:eastAsiaTheme="minorEastAsia" w:hAnsi="Cambria Math"/>
+                </w:rPr>
+              </m:ctrlPr>
+            </m:e>
+            <m:sub>
+              <m:r>
+                <w:rPr>
+                  <w:rFonts w:ascii="Cambria Math" w:eastAsiaTheme="minorEastAsia" w:hAnsi="Cambria Math"/>
+                </w:rPr>
+                <m:t>i,i+l</m:t>
+              </m:r>
+            </m:sub>
+          </m:sSub>
+          <m:r>
+            <w:rPr>
+              <w:rFonts w:ascii="Cambria Math" w:eastAsiaTheme="minorEastAsia" w:hAnsi="Cambria Math"/>
+            </w:rPr>
+            <m:t>=</m:t>
+          </m:r>
+          <m:d>
+            <m:dPr>
+              <m:begChr m:val="⟨"/>
+              <m:endChr m:val="⟩"/>
+              <m:ctrlPr>
+                <w:rPr>
+                  <w:rFonts w:ascii="Cambria Math" w:eastAsiaTheme="minorEastAsia" w:hAnsi="Cambria Math"/>
+                  <w:i/>
+                </w:rPr>
+              </m:ctrlPr>
+            </m:dPr>
+            <m:e>
+              <m:sSub>
+                <m:sSubPr>
+                  <m:ctrlPr>
+                    <w:rPr>
+                      <w:rFonts w:ascii="Cambria Math" w:eastAsiaTheme="minorEastAsia" w:hAnsi="Cambria Math"/>
+                      <w:i/>
+                    </w:rPr>
+                  </m:ctrlPr>
+                </m:sSubPr>
+                <m:e>
+                  <m:r>
+                    <w:rPr>
+                      <w:rFonts w:ascii="Cambria Math" w:eastAsiaTheme="minorEastAsia" w:hAnsi="Cambria Math"/>
+                    </w:rPr>
+                    <m:t>s</m:t>
+                  </m:r>
+                </m:e>
+                <m:sub>
+                  <m:r>
+                    <w:rPr>
+                      <w:rFonts w:ascii="Cambria Math" w:eastAsiaTheme="minorEastAsia" w:hAnsi="Cambria Math"/>
+                    </w:rPr>
+                    <m:t>i</m:t>
+                  </m:r>
+                </m:sub>
+              </m:sSub>
+              <m:sSub>
+                <m:sSubPr>
+                  <m:ctrlPr>
+                    <w:rPr>
+                      <w:rFonts w:ascii="Cambria Math" w:eastAsiaTheme="minorEastAsia" w:hAnsi="Cambria Math"/>
+                      <w:i/>
+                    </w:rPr>
+                  </m:ctrlPr>
+                </m:sSubPr>
+                <m:e>
+                  <m:r>
+                    <w:rPr>
+                      <w:rFonts w:ascii="Cambria Math" w:eastAsiaTheme="minorEastAsia" w:hAnsi="Cambria Math"/>
+                    </w:rPr>
+                    <m:t>s</m:t>
+                  </m:r>
+                </m:e>
+                <m:sub>
+                  <m:r>
+                    <w:rPr>
+                      <w:rFonts w:ascii="Cambria Math" w:eastAsiaTheme="minorEastAsia" w:hAnsi="Cambria Math"/>
+                    </w:rPr>
+                    <m:t>i+l</m:t>
+                  </m:r>
+                </m:sub>
+              </m:sSub>
+            </m:e>
+          </m:d>
+          <m:r>
+            <w:rPr>
+              <w:rFonts w:ascii="Cambria Math" w:eastAsiaTheme="minorEastAsia" w:hAnsi="Cambria Math"/>
+            </w:rPr>
+            <m:t>=</m:t>
+          </m:r>
+          <m:nary>
+            <m:naryPr>
+              <m:chr m:val="∏"/>
+              <m:ctrlPr>
+                <w:rPr>
+                  <w:rFonts w:ascii="Cambria Math" w:eastAsiaTheme="minorEastAsia" w:hAnsi="Cambria Math"/>
+                  <w:i/>
+                </w:rPr>
+              </m:ctrlPr>
+            </m:naryPr>
+            <m:sub>
+              <m:r>
+                <w:rPr>
+                  <w:rFonts w:ascii="Cambria Math" w:eastAsiaTheme="minorEastAsia" w:hAnsi="Cambria Math"/>
+                </w:rPr>
+                <m:t>i</m:t>
+              </m:r>
+            </m:sub>
+            <m:sup>
+              <m:r>
+                <w:rPr>
+                  <w:rFonts w:ascii="Cambria Math" w:eastAsiaTheme="minorEastAsia" w:hAnsi="Cambria Math"/>
+                </w:rPr>
+                <m:t>i+l-1</m:t>
+              </m:r>
+            </m:sup>
+            <m:e>
+              <m:sSub>
+                <m:sSubPr>
+                  <m:ctrlPr>
+                    <w:rPr>
+                      <w:rFonts w:ascii="Cambria Math" w:eastAsiaTheme="minorEastAsia" w:hAnsi="Cambria Math"/>
+                      <w:i/>
+                    </w:rPr>
+                  </m:ctrlPr>
+                </m:sSubPr>
+                <m:e>
+                  <m:r>
+                    <m:rPr>
+                      <m:sty m:val="p"/>
+                    </m:rPr>
+                    <w:rPr>
+                      <w:rFonts w:ascii="Cambria Math" w:eastAsiaTheme="minorEastAsia" w:hAnsi="Cambria Math"/>
+                    </w:rPr>
+                    <m:t>Γ</m:t>
+                  </m:r>
+                  <m:ctrlPr>
+                    <w:rPr>
+                      <w:rFonts w:ascii="Cambria Math" w:eastAsiaTheme="minorEastAsia" w:hAnsi="Cambria Math"/>
+                    </w:rPr>
+                  </m:ctrlPr>
+                </m:e>
+                <m:sub>
+                  <m:r>
+                    <w:rPr>
+                      <w:rFonts w:ascii="Cambria Math" w:eastAsiaTheme="minorEastAsia" w:hAnsi="Cambria Math"/>
+                    </w:rPr>
+                    <m:t>j,j+1</m:t>
+                  </m:r>
+                </m:sub>
+              </m:sSub>
+            </m:e>
+          </m:nary>
+          <m:r>
+            <w:rPr>
+              <w:rFonts w:ascii="Cambria Math" w:eastAsiaTheme="minorEastAsia" w:hAnsi="Cambria Math"/>
+            </w:rPr>
+            <m:t>=</m:t>
+          </m:r>
+          <m:sSup>
+            <m:sSupPr>
+              <m:ctrlPr>
+                <w:rPr>
+                  <w:rFonts w:ascii="Cambria Math" w:eastAsiaTheme="minorEastAsia" w:hAnsi="Cambria Math"/>
+                  <w:i/>
+                </w:rPr>
+              </m:ctrlPr>
+            </m:sSupPr>
+            <m:e>
+              <m:d>
+                <m:dPr>
+                  <m:ctrlPr>
+                    <w:rPr>
+                      <w:rFonts w:ascii="Cambria Math" w:eastAsiaTheme="minorEastAsia" w:hAnsi="Cambria Math"/>
+                      <w:i/>
+                    </w:rPr>
+                  </m:ctrlPr>
+                </m:dPr>
+                <m:e>
+                  <m:func>
+                    <m:funcPr>
+                      <m:ctrlPr>
+                        <w:rPr>
+                          <w:rFonts w:ascii="Cambria Math" w:eastAsiaTheme="minorEastAsia" w:hAnsi="Cambria Math"/>
+                          <w:i/>
+                        </w:rPr>
+                      </m:ctrlPr>
+                    </m:funcPr>
+                    <m:fName>
+                      <m:r>
+                        <m:rPr>
+                          <m:sty m:val="p"/>
+                        </m:rPr>
+                        <w:rPr>
+                          <w:rFonts w:ascii="Cambria Math" w:eastAsiaTheme="minorEastAsia" w:hAnsi="Cambria Math"/>
+                        </w:rPr>
+                        <m:t>tanh</m:t>
+                      </m:r>
+                    </m:fName>
+                    <m:e>
+                      <m:d>
+                        <m:dPr>
+                          <m:ctrlPr>
+                            <w:rPr>
+                              <w:rFonts w:ascii="Cambria Math" w:eastAsiaTheme="minorEastAsia" w:hAnsi="Cambria Math"/>
+                              <w:i/>
+                            </w:rPr>
+                          </m:ctrlPr>
+                        </m:dPr>
+                        <m:e>
+                          <m:r>
+                            <w:rPr>
+                              <w:rFonts w:ascii="Cambria Math" w:eastAsiaTheme="minorEastAsia" w:hAnsi="Cambria Math"/>
+                            </w:rPr>
+                            <m:t>βh</m:t>
+                          </m:r>
+                        </m:e>
+                      </m:d>
+                    </m:e>
+                  </m:func>
+                </m:e>
+              </m:d>
+            </m:e>
+            <m:sup>
+              <m:r>
+                <w:rPr>
+                  <w:rFonts w:ascii="Cambria Math" w:eastAsiaTheme="minorEastAsia" w:hAnsi="Cambria Math"/>
+                </w:rPr>
+                <m:t>l</m:t>
+              </m:r>
+            </m:sup>
+          </m:sSup>
+          <m:r>
+            <w:rPr>
+              <w:rFonts w:ascii="Cambria Math" w:eastAsiaTheme="minorEastAsia" w:hAnsi="Cambria Math"/>
+            </w:rPr>
+            <m:t>=</m:t>
+          </m:r>
+          <m:func>
+            <m:funcPr>
+              <m:ctrlPr>
+                <w:rPr>
+                  <w:rFonts w:ascii="Cambria Math" w:eastAsiaTheme="minorEastAsia" w:hAnsi="Cambria Math"/>
+                  <w:i/>
+                </w:rPr>
+              </m:ctrlPr>
+            </m:funcPr>
+            <m:fName>
+              <m:r>
+                <m:rPr>
+                  <m:sty m:val="p"/>
+                </m:rPr>
+                <w:rPr>
+                  <w:rFonts w:ascii="Cambria Math" w:eastAsiaTheme="minorEastAsia" w:hAnsi="Cambria Math"/>
+                </w:rPr>
+                <m:t>exp</m:t>
+              </m:r>
+            </m:fName>
+            <m:e>
+              <m:d>
+                <m:dPr>
+                  <m:ctrlPr>
+                    <w:rPr>
+                      <w:rFonts w:ascii="Cambria Math" w:eastAsiaTheme="minorEastAsia" w:hAnsi="Cambria Math"/>
+                      <w:i/>
+                    </w:rPr>
+                  </m:ctrlPr>
+                </m:dPr>
+                <m:e>
+                  <m:r>
+                    <w:rPr>
+                      <w:rFonts w:ascii="Cambria Math" w:eastAsiaTheme="minorEastAsia" w:hAnsi="Cambria Math"/>
+                    </w:rPr>
+                    <m:t>-</m:t>
+                  </m:r>
+                  <m:f>
+                    <m:fPr>
+                      <m:ctrlPr>
+                        <w:rPr>
+                          <w:rFonts w:ascii="Cambria Math" w:eastAsiaTheme="minorEastAsia" w:hAnsi="Cambria Math"/>
+                          <w:i/>
+                        </w:rPr>
+                      </m:ctrlPr>
+                    </m:fPr>
+                    <m:num>
+                      <m:r>
+                        <w:rPr>
+                          <w:rFonts w:ascii="Cambria Math" w:eastAsiaTheme="minorEastAsia" w:hAnsi="Cambria Math"/>
+                        </w:rPr>
+                        <m:t>l</m:t>
+                      </m:r>
+                    </m:num>
+                    <m:den>
+                      <m:r>
+                        <w:rPr>
+                          <w:rFonts w:ascii="Cambria Math" w:eastAsiaTheme="minorEastAsia" w:hAnsi="Cambria Math"/>
+                        </w:rPr>
+                        <m:t>ξ</m:t>
+                      </m:r>
+                    </m:den>
+                  </m:f>
+                </m:e>
+              </m:d>
+            </m:e>
+          </m:func>
+        </m:oMath>
+      </m:oMathPara>
+    </w:p>
+    <w:p>
+      <w:pPr>
+        <w:tabs>
+          <w:tab w:val="left" w:pos="2806"/>
+        </w:tabs>
+        <w:rPr>
+          <w:rFonts w:eastAsiaTheme="minorEastAsia"/>
+        </w:rPr>
+      </w:pPr>
+      <m:oMathPara>
+        <m:oMath>
+          <m:r>
+            <w:rPr>
+              <w:rFonts w:ascii="Cambria Math" w:eastAsiaTheme="minorEastAsia" w:hAnsi="Cambria Math"/>
+            </w:rPr>
+            <m:t>ξ</m:t>
+          </m:r>
+          <m:d>
+            <m:dPr>
+              <m:ctrlPr>
+                <w:rPr>
+                  <w:rFonts w:ascii="Cambria Math" w:eastAsiaTheme="minorEastAsia" w:hAnsi="Cambria Math"/>
+                  <w:i/>
+                </w:rPr>
+              </m:ctrlPr>
+            </m:dPr>
+            <m:e>
+              <m:r>
+                <w:rPr>
+                  <w:rFonts w:ascii="Cambria Math" w:eastAsiaTheme="minorEastAsia" w:hAnsi="Cambria Math"/>
+                </w:rPr>
+                <m:t>T</m:t>
+              </m:r>
+            </m:e>
+          </m:d>
+          <m:r>
+            <w:rPr>
+              <w:rFonts w:ascii="Cambria Math" w:eastAsiaTheme="minorEastAsia" w:hAnsi="Cambria Math"/>
+            </w:rPr>
+            <m:t>=-</m:t>
+          </m:r>
+          <m:f>
+            <m:fPr>
+              <m:ctrlPr>
+                <w:rPr>
+                  <w:rFonts w:ascii="Cambria Math" w:eastAsiaTheme="minorEastAsia" w:hAnsi="Cambria Math"/>
+                  <w:i/>
+                </w:rPr>
+              </m:ctrlPr>
+            </m:fPr>
+            <m:num>
+              <m:r>
+                <w:rPr>
+                  <w:rFonts w:ascii="Cambria Math" w:eastAsiaTheme="minorEastAsia" w:hAnsi="Cambria Math"/>
+                </w:rPr>
+                <m:t>1</m:t>
+              </m:r>
+            </m:num>
+            <m:den>
+              <m:func>
+                <m:funcPr>
+                  <m:ctrlPr>
+                    <w:rPr>
+                      <w:rFonts w:ascii="Cambria Math" w:eastAsiaTheme="minorEastAsia" w:hAnsi="Cambria Math"/>
+                      <w:i/>
+                    </w:rPr>
+                  </m:ctrlPr>
+                </m:funcPr>
+                <m:fName>
+                  <m:r>
+                    <m:rPr>
+                      <m:sty m:val="p"/>
+                    </m:rPr>
+                    <w:rPr>
+                      <w:rFonts w:ascii="Cambria Math" w:eastAsiaTheme="minorEastAsia" w:hAnsi="Cambria Math"/>
+                    </w:rPr>
+                    <m:t>ln</m:t>
+                  </m:r>
+                </m:fName>
+                <m:e>
+                  <m:d>
+                    <m:dPr>
+                      <m:ctrlPr>
+                        <w:rPr>
+                          <w:rFonts w:ascii="Cambria Math" w:eastAsiaTheme="minorEastAsia" w:hAnsi="Cambria Math"/>
+                          <w:i/>
+                        </w:rPr>
+                      </m:ctrlPr>
+                    </m:dPr>
+                    <m:e>
+                      <m:func>
+                        <m:funcPr>
+                          <m:ctrlPr>
+                            <w:rPr>
+                              <w:rFonts w:ascii="Cambria Math" w:eastAsiaTheme="minorEastAsia" w:hAnsi="Cambria Math"/>
+                              <w:i/>
+                            </w:rPr>
+                          </m:ctrlPr>
+                        </m:funcPr>
+                        <m:fName>
+                          <m:r>
+                            <m:rPr>
+                              <m:sty m:val="p"/>
+                            </m:rPr>
+                            <w:rPr>
+                              <w:rFonts w:ascii="Cambria Math" w:eastAsiaTheme="minorEastAsia" w:hAnsi="Cambria Math"/>
+                            </w:rPr>
+                            <m:t>tanh</m:t>
+                          </m:r>
+                        </m:fName>
+                        <m:e>
+                          <m:d>
+                            <m:dPr>
+                              <m:ctrlPr>
+                                <w:rPr>
+                                  <w:rFonts w:ascii="Cambria Math" w:eastAsiaTheme="minorEastAsia" w:hAnsi="Cambria Math"/>
+                                  <w:i/>
+                                </w:rPr>
+                              </m:ctrlPr>
+                            </m:dPr>
+                            <m:e>
+                              <m:r>
+                                <w:rPr>
+                                  <w:rFonts w:ascii="Cambria Math" w:eastAsiaTheme="minorEastAsia" w:hAnsi="Cambria Math"/>
+                                </w:rPr>
+                                <m:t>βJ</m:t>
+                              </m:r>
+                            </m:e>
+                          </m:d>
+                        </m:e>
+                      </m:func>
+                    </m:e>
+                  </m:d>
+                </m:e>
+              </m:func>
+            </m:den>
+          </m:f>
+        </m:oMath>
+      </m:oMathPara>
+    </w:p>
+    <w:p>
+      <w:pPr>
+        <w:tabs>
+          <w:tab w:val="left" w:pos="2806"/>
+        </w:tabs>
+        <w:rPr>
+          <w:rFonts w:eastAsiaTheme="minorEastAsia"/>
+        </w:rPr>
+      </w:pPr>
+      <w:r>
+        <w:rPr>
+          <w:rFonts w:eastAsiaTheme="minorEastAsia"/>
+        </w:rPr>
+        <w:t xml:space="preserve">This is smooth for all </w:t>
+      </w:r>
+      <m:oMath>
+        <m:r>
+          <w:rPr>
+            <w:rFonts w:ascii="Cambria Math" w:eastAsiaTheme="minorEastAsia" w:hAnsi="Cambria Math"/>
+          </w:rPr>
+          <m:t>T≠0</m:t>
+        </m:r>
+      </m:oMath>
+      <w:r>
+        <w:rPr>
+          <w:rFonts w:eastAsiaTheme="minorEastAsia"/>
+        </w:rPr>
+        <w:t xml:space="preserve">, meaning there is no scale free behaviour and no critical point. Not enough neighbours to </w:t>
+      </w:r>
+      <w:r>
+        <w:rPr>
+          <w:rFonts w:eastAsiaTheme="minorEastAsia"/>
+        </w:rPr>
+        <w:t>offset entropy gain from walls.</w:t>
+      </w:r>
+    </w:p>
+    <w:p>
+      <w:pPr>
+        <w:tabs>
+          <w:tab w:val="left" w:pos="2806"/>
+        </w:tabs>
+        <w:rPr>
+          <w:rFonts w:eastAsiaTheme="minorEastAsia"/>
+        </w:rPr>
+      </w:pPr>
+    </w:p>
+    <w:p>
+      <w:pPr>
+        <w:tabs>
+          <w:tab w:val="left" w:pos="2806"/>
+        </w:tabs>
+        <w:rPr>
+          <w:rFonts w:eastAsiaTheme="minorEastAsia"/>
+        </w:rPr>
+      </w:pPr>
+      <w:r>
+        <w:rPr>
+          <w:rFonts w:eastAsiaTheme="minorEastAsia"/>
+        </w:rPr>
+        <w:t>Placing x boundary walls</w:t>
+      </w:r>
+      <w:r>
+        <w:rPr>
+          <w:rFonts w:eastAsiaTheme="minorEastAsia"/>
+        </w:rPr>
+        <w:t xml:space="preserve"> at L sites, we get</w:t>
+      </w:r>
+      <w:r>
+        <w:rPr>
+          <w:rFonts w:eastAsiaTheme="minorEastAsia"/>
+        </w:rPr>
+        <w:t xml:space="preserve"> (assuming </w:t>
+      </w:r>
+      <m:oMath>
+        <m:f>
+          <m:fPr>
+            <m:ctrlPr>
+              <w:rPr>
+                <w:rFonts w:ascii="Cambria Math" w:eastAsiaTheme="minorEastAsia" w:hAnsi="Cambria Math"/>
+                <w:i/>
+              </w:rPr>
+            </m:ctrlPr>
+          </m:fPr>
+          <m:num>
+            <m:r>
+              <w:rPr>
+                <w:rFonts w:ascii="Cambria Math" w:eastAsiaTheme="minorEastAsia" w:hAnsi="Cambria Math"/>
+              </w:rPr>
+              <m:t>x</m:t>
+            </m:r>
+          </m:num>
+          <m:den>
+            <m:r>
+              <w:rPr>
+                <w:rFonts w:ascii="Cambria Math" w:eastAsiaTheme="minorEastAsia" w:hAnsi="Cambria Math"/>
+              </w:rPr>
+              <m:t>L</m:t>
+            </m:r>
+          </m:den>
+        </m:f>
+        <m:r>
+          <w:rPr>
+            <w:rFonts w:ascii="Cambria Math" w:eastAsiaTheme="minorEastAsia" w:hAnsi="Cambria Math"/>
+          </w:rPr>
+          <m:t>≪1</m:t>
+        </m:r>
+      </m:oMath>
+      <w:r>
+        <w:rPr>
+          <w:rFonts w:eastAsiaTheme="minorEastAsia"/>
+        </w:rPr>
+        <w:t>):</w:t>
+      </w:r>
+    </w:p>
+    <w:p>
+      <w:pPr>
+        <w:tabs>
+          <w:tab w:val="left" w:pos="2806"/>
+        </w:tabs>
+        <w:rPr>
+          <w:rFonts w:eastAsiaTheme="minorEastAsia"/>
+        </w:rPr>
+      </w:pPr>
+      <m:oMathPara>
+        <m:oMath>
+          <m:r>
+            <w:rPr>
+              <w:rFonts w:ascii="Cambria Math" w:eastAsiaTheme="minorEastAsia" w:hAnsi="Cambria Math"/>
+            </w:rPr>
+            <m:t>F≈2Jx-</m:t>
+          </m:r>
+          <m:sSub>
+            <m:sSubPr>
+              <m:ctrlPr>
+                <w:rPr>
+                  <w:rFonts w:ascii="Cambria Math" w:eastAsiaTheme="minorEastAsia" w:hAnsi="Cambria Math"/>
+                  <w:i/>
+                </w:rPr>
+              </m:ctrlPr>
+            </m:sSubPr>
+            <m:e>
+              <m:r>
+                <w:rPr>
+                  <w:rFonts w:ascii="Cambria Math" w:eastAsiaTheme="minorEastAsia" w:hAnsi="Cambria Math"/>
+                </w:rPr>
+                <m:t>k</m:t>
+              </m:r>
+            </m:e>
+            <m:sub>
+              <m:r>
+                <w:rPr>
+                  <w:rFonts w:ascii="Cambria Math" w:eastAsiaTheme="minorEastAsia" w:hAnsi="Cambria Math"/>
+                </w:rPr>
+                <m:t>B</m:t>
+              </m:r>
+            </m:sub>
+          </m:sSub>
+          <m:r>
+            <w:rPr>
+              <w:rFonts w:ascii="Cambria Math" w:eastAsiaTheme="minorEastAsia" w:hAnsi="Cambria Math"/>
+            </w:rPr>
+            <m:t>Tx</m:t>
+          </m:r>
+          <m:func>
+            <m:funcPr>
+              <m:ctrlPr>
+                <w:rPr>
+                  <w:rFonts w:ascii="Cambria Math" w:eastAsiaTheme="minorEastAsia" w:hAnsi="Cambria Math"/>
+                  <w:i/>
+                </w:rPr>
+              </m:ctrlPr>
+            </m:funcPr>
+            <m:fName>
+              <m:r>
+                <m:rPr>
+                  <m:sty m:val="p"/>
+                </m:rPr>
+                <w:rPr>
+                  <w:rFonts w:ascii="Cambria Math" w:eastAsiaTheme="minorEastAsia" w:hAnsi="Cambria Math"/>
+                </w:rPr>
+                <m:t>ln</m:t>
+              </m:r>
+            </m:fName>
+            <m:e>
+              <m:d>
+                <m:dPr>
+                  <m:ctrlPr>
+                    <w:rPr>
+                      <w:rFonts w:ascii="Cambria Math" w:eastAsiaTheme="minorEastAsia" w:hAnsi="Cambria Math"/>
+                      <w:i/>
+                    </w:rPr>
+                  </m:ctrlPr>
+                </m:dPr>
+                <m:e>
+                  <m:f>
+                    <m:fPr>
+                      <m:ctrlPr>
+                        <w:rPr>
+                          <w:rFonts w:ascii="Cambria Math" w:eastAsiaTheme="minorEastAsia" w:hAnsi="Cambria Math"/>
+                          <w:i/>
+                        </w:rPr>
+                      </m:ctrlPr>
+                    </m:fPr>
+                    <m:num>
+                      <m:r>
+                        <w:rPr>
+                          <w:rFonts w:ascii="Cambria Math" w:eastAsiaTheme="minorEastAsia" w:hAnsi="Cambria Math"/>
+                        </w:rPr>
+                        <m:t>L</m:t>
+                      </m:r>
+                    </m:num>
+                    <m:den>
+                      <m:r>
+                        <w:rPr>
+                          <w:rFonts w:ascii="Cambria Math" w:eastAsiaTheme="minorEastAsia" w:hAnsi="Cambria Math"/>
+                        </w:rPr>
+                        <m:t>x</m:t>
+                      </m:r>
+                    </m:den>
+                  </m:f>
+                </m:e>
+              </m:d>
+            </m:e>
+          </m:func>
+        </m:oMath>
+      </m:oMathPara>
+    </w:p>
+    <w:p>
+      <w:pPr>
+        <w:tabs>
+          <w:tab w:val="left" w:pos="2806"/>
+        </w:tabs>
+        <w:rPr>
+          <w:rFonts w:eastAsiaTheme="minorEastAsia"/>
+        </w:rPr>
+      </w:pPr>
+      <m:oMathPara>
+        <m:oMath>
+          <m:f>
+            <m:fPr>
+              <m:ctrlPr>
+                <w:rPr>
+                  <w:rFonts w:ascii="Cambria Math" w:eastAsiaTheme="minorEastAsia" w:hAnsi="Cambria Math"/>
+                  <w:i/>
+                </w:rPr>
+              </m:ctrlPr>
+            </m:fPr>
+            <m:num>
+              <m:r>
+                <w:rPr>
+                  <w:rFonts w:ascii="Cambria Math" w:eastAsiaTheme="minorEastAsia" w:hAnsi="Cambria Math"/>
+                </w:rPr>
+                <m:t>dF</m:t>
+              </m:r>
+            </m:num>
+            <m:den>
+              <m:r>
+                <w:rPr>
+                  <w:rFonts w:ascii="Cambria Math" w:eastAsiaTheme="minorEastAsia" w:hAnsi="Cambria Math"/>
+                </w:rPr>
+                <m:t>dx</m:t>
+              </m:r>
+            </m:den>
+          </m:f>
+          <m:r>
+            <w:rPr>
+              <w:rFonts w:ascii="Cambria Math" w:eastAsiaTheme="minorEastAsia" w:hAnsi="Cambria Math"/>
+            </w:rPr>
+            <m:t>=2J-</m:t>
+          </m:r>
+          <m:sSub>
+            <m:sSubPr>
+              <m:ctrlPr>
+                <w:rPr>
+                  <w:rFonts w:ascii="Cambria Math" w:eastAsiaTheme="minorEastAsia" w:hAnsi="Cambria Math"/>
+                  <w:i/>
+                </w:rPr>
+              </m:ctrlPr>
+            </m:sSubPr>
+            <m:e>
+              <m:r>
+                <w:rPr>
+                  <w:rFonts w:ascii="Cambria Math" w:eastAsiaTheme="minorEastAsia" w:hAnsi="Cambria Math"/>
+                </w:rPr>
+                <m:t>k</m:t>
+              </m:r>
+            </m:e>
+            <m:sub>
+              <m:r>
+                <w:rPr>
+                  <w:rFonts w:ascii="Cambria Math" w:eastAsiaTheme="minorEastAsia" w:hAnsi="Cambria Math"/>
+                </w:rPr>
+                <m:t>B</m:t>
+              </m:r>
+            </m:sub>
+          </m:sSub>
+          <m:r>
+            <w:rPr>
+              <w:rFonts w:ascii="Cambria Math" w:eastAsiaTheme="minorEastAsia" w:hAnsi="Cambria Math"/>
+            </w:rPr>
+            <m:t>T</m:t>
+          </m:r>
+          <m:func>
+            <m:funcPr>
+              <m:ctrlPr>
+                <w:rPr>
+                  <w:rFonts w:ascii="Cambria Math" w:eastAsiaTheme="minorEastAsia" w:hAnsi="Cambria Math"/>
+                  <w:i/>
+                </w:rPr>
+              </m:ctrlPr>
+            </m:funcPr>
+            <m:fName>
+              <m:r>
+                <m:rPr>
+                  <m:sty m:val="p"/>
+                </m:rPr>
+                <w:rPr>
+                  <w:rFonts w:ascii="Cambria Math" w:eastAsiaTheme="minorEastAsia" w:hAnsi="Cambria Math"/>
+                </w:rPr>
+                <m:t>ln</m:t>
+              </m:r>
+            </m:fName>
+            <m:e>
+              <m:d>
+                <m:dPr>
+                  <m:ctrlPr>
+                    <w:rPr>
+                      <w:rFonts w:ascii="Cambria Math" w:eastAsiaTheme="minorEastAsia" w:hAnsi="Cambria Math"/>
+                      <w:i/>
+                    </w:rPr>
+                  </m:ctrlPr>
+                </m:dPr>
+                <m:e>
+                  <m:f>
+                    <m:fPr>
+                      <m:ctrlPr>
+                        <w:rPr>
+                          <w:rFonts w:ascii="Cambria Math" w:eastAsiaTheme="minorEastAsia" w:hAnsi="Cambria Math"/>
+                          <w:i/>
+                        </w:rPr>
+                      </m:ctrlPr>
+                    </m:fPr>
+                    <m:num>
+                      <m:r>
+                        <w:rPr>
+                          <w:rFonts w:ascii="Cambria Math" w:eastAsiaTheme="minorEastAsia" w:hAnsi="Cambria Math"/>
+                        </w:rPr>
+                        <m:t>x</m:t>
+                      </m:r>
+                    </m:num>
+                    <m:den>
+                      <m:r>
+                        <w:rPr>
+                          <w:rFonts w:ascii="Cambria Math" w:eastAsiaTheme="minorEastAsia" w:hAnsi="Cambria Math"/>
+                        </w:rPr>
+                        <m:t>L</m:t>
+                      </m:r>
+                    </m:den>
+                  </m:f>
+                </m:e>
+              </m:d>
+            </m:e>
+          </m:func>
+          <m:r>
+            <w:rPr>
+              <w:rFonts w:ascii="Cambria Math" w:eastAsiaTheme="minorEastAsia" w:hAnsi="Cambria Math"/>
+            </w:rPr>
+            <m:t>+</m:t>
+          </m:r>
+          <m:sSub>
+            <m:sSubPr>
+              <m:ctrlPr>
+                <w:rPr>
+                  <w:rFonts w:ascii="Cambria Math" w:eastAsiaTheme="minorEastAsia" w:hAnsi="Cambria Math"/>
+                  <w:i/>
+                </w:rPr>
+              </m:ctrlPr>
+            </m:sSubPr>
+            <m:e>
+              <m:r>
+                <w:rPr>
+                  <w:rFonts w:ascii="Cambria Math" w:eastAsiaTheme="minorEastAsia" w:hAnsi="Cambria Math"/>
+                </w:rPr>
+                <m:t>k</m:t>
+              </m:r>
+            </m:e>
+            <m:sub>
+              <m:r>
+                <w:rPr>
+                  <w:rFonts w:ascii="Cambria Math" w:eastAsiaTheme="minorEastAsia" w:hAnsi="Cambria Math"/>
+                </w:rPr>
+                <m:t>B</m:t>
+              </m:r>
+            </m:sub>
+          </m:sSub>
+          <m:r>
+            <w:rPr>
+              <w:rFonts w:ascii="Cambria Math" w:eastAsiaTheme="minorEastAsia" w:hAnsi="Cambria Math"/>
+            </w:rPr>
+            <m:t>T</m:t>
+          </m:r>
+        </m:oMath>
+      </m:oMathPara>
+    </w:p>
+    <w:p>
+      <w:pPr>
+        <w:tabs>
+          <w:tab w:val="left" w:pos="2806"/>
+        </w:tabs>
+        <w:rPr>
+          <w:rFonts w:eastAsiaTheme="minorEastAsia"/>
+        </w:rPr>
+      </w:pPr>
+      <m:oMathPara>
+        <m:oMath>
+          <m:r>
+            <w:rPr>
+              <w:rFonts w:ascii="Cambria Math" w:eastAsiaTheme="minorEastAsia" w:hAnsi="Cambria Math"/>
+            </w:rPr>
+            <m:t>domain size≈</m:t>
+          </m:r>
+          <m:sSup>
+            <m:sSupPr>
+              <m:ctrlPr>
+                <w:rPr>
+                  <w:rFonts w:ascii="Cambria Math" w:eastAsiaTheme="minorEastAsia" w:hAnsi="Cambria Math"/>
+                  <w:i/>
+                </w:rPr>
+              </m:ctrlPr>
+            </m:sSupPr>
+            <m:e>
+              <m:r>
+                <w:rPr>
+                  <w:rFonts w:ascii="Cambria Math" w:eastAsiaTheme="minorEastAsia" w:hAnsi="Cambria Math"/>
+                </w:rPr>
+                <m:t>e</m:t>
+              </m:r>
+            </m:e>
+            <m:sup>
+              <m:r>
+                <w:rPr>
+                  <w:rFonts w:ascii="Cambria Math" w:eastAsiaTheme="minorEastAsia" w:hAnsi="Cambria Math"/>
+                </w:rPr>
+                <m:t>1+</m:t>
+              </m:r>
+              <m:f>
+                <m:fPr>
+                  <m:ctrlPr>
+                    <w:rPr>
+                      <w:rFonts w:ascii="Cambria Math" w:eastAsiaTheme="minorEastAsia" w:hAnsi="Cambria Math"/>
+                      <w:i/>
+                    </w:rPr>
+                  </m:ctrlPr>
+                </m:fPr>
+                <m:num>
+                  <m:r>
+                    <w:rPr>
+                      <w:rFonts w:ascii="Cambria Math" w:eastAsiaTheme="minorEastAsia" w:hAnsi="Cambria Math"/>
+                    </w:rPr>
+                    <m:t>2J</m:t>
+                  </m:r>
+                </m:num>
+                <m:den>
+                  <m:sSub>
+                    <m:sSubPr>
+                      <m:ctrlPr>
+                        <w:rPr>
+                          <w:rFonts w:ascii="Cambria Math" w:eastAsiaTheme="minorEastAsia" w:hAnsi="Cambria Math"/>
+                          <w:i/>
+                        </w:rPr>
+                      </m:ctrlPr>
+                    </m:sSubPr>
+                    <m:e>
+                      <m:r>
+                        <w:rPr>
+                          <w:rFonts w:ascii="Cambria Math" w:eastAsiaTheme="minorEastAsia" w:hAnsi="Cambria Math"/>
+                        </w:rPr>
+                        <m:t>k</m:t>
+                      </m:r>
+                    </m:e>
+                    <m:sub>
+                      <m:r>
+                        <w:rPr>
+                          <w:rFonts w:ascii="Cambria Math" w:eastAsiaTheme="minorEastAsia" w:hAnsi="Cambria Math"/>
+                        </w:rPr>
+                        <m:t>B</m:t>
+                      </m:r>
+                    </m:sub>
+                  </m:sSub>
+                  <m:r>
+                    <w:rPr>
+                      <w:rFonts w:ascii="Cambria Math" w:eastAsiaTheme="minorEastAsia" w:hAnsi="Cambria Math"/>
+                    </w:rPr>
+                    <m:t>T</m:t>
+                  </m:r>
+                </m:den>
+              </m:f>
+            </m:sup>
+          </m:sSup>
+        </m:oMath>
+      </m:oMathPara>
+    </w:p>
+    <w:p>
+      <w:pPr>
+        <w:tabs>
+          <w:tab w:val="left" w:pos="2806"/>
+        </w:tabs>
+        <w:rPr>
+          <w:rFonts w:eastAsiaTheme="minorEastAsia"/>
+        </w:rPr>
+      </w:pPr>
+      <w:r>
+        <w:rPr>
+          <w:rFonts w:eastAsiaTheme="minorEastAsia"/>
+        </w:rPr>
+        <w:t xml:space="preserve">No divergence except at </w:t>
+      </w:r>
+      <m:oMath>
+        <m:r>
+          <w:rPr>
+            <w:rFonts w:ascii="Cambria Math" w:eastAsiaTheme="minorEastAsia" w:hAnsi="Cambria Math"/>
+          </w:rPr>
+          <m:t>T=0</m:t>
+        </m:r>
+      </m:oMath>
+      <w:r>
+        <w:rPr>
+          <w:rFonts w:eastAsiaTheme="minorEastAsia"/>
+        </w:rPr>
+        <w:t>: NO phase transition.</w:t>
+      </w:r>
     </w:p>
     <w:p>
       <w:pPr>
@@ -9497,25 +11483,7 @@
             <w:rPr>
               <w:rFonts w:ascii="Cambria Math" w:eastAsiaTheme="minorEastAsia" w:hAnsi="Cambria Math"/>
             </w:rPr>
-            <m:t>-</m:t>
-          </m:r>
-          <m:r>
-            <w:rPr>
-              <w:rFonts w:ascii="Cambria Math" w:eastAsiaTheme="minorEastAsia" w:hAnsi="Cambria Math"/>
-            </w:rPr>
-            <m:t>2</m:t>
-          </m:r>
-          <m:r>
-            <w:rPr>
-              <w:rFonts w:ascii="Cambria Math" w:eastAsiaTheme="minorEastAsia" w:hAnsi="Cambria Math"/>
-            </w:rPr>
-            <m:t xml:space="preserve"> </m:t>
-          </m:r>
-          <m:r>
-            <w:rPr>
-              <w:rFonts w:ascii="Cambria Math" w:eastAsiaTheme="minorEastAsia" w:hAnsi="Cambria Math"/>
-            </w:rPr>
-            <m:t>∝</m:t>
+            <m:t>-2 ∝</m:t>
           </m:r>
           <m:sSup>
             <m:sSupPr>
@@ -9839,7 +11807,7 @@
                     <pic:cNvPicPr/>
                   </pic:nvPicPr>
                   <pic:blipFill>
-                    <a:blip r:embed="rId9" cstate="print">
+                    <a:blip r:embed="rId10" cstate="print">
                       <a:extLst>
                         <a:ext uri="{28A0092B-C50C-407E-A947-70E740481C1C}">
                           <a14:useLocalDpi xmlns:a14="http://schemas.microsoft.com/office/drawing/2010/main" val="0"/>
@@ -12537,7 +14505,7 @@
                     <pic:cNvPicPr/>
                   </pic:nvPicPr>
                   <pic:blipFill>
-                    <a:blip r:embed="rId10"/>
+                    <a:blip r:embed="rId11"/>
                     <a:stretch>
                       <a:fillRect/>
                     </a:stretch>
@@ -15973,6 +17941,9 @@
         </w:rPr>
       </w:pPr>
       <w:r>
+        <w:rPr>
+          <w:noProof/>
+        </w:rPr>
         <w:drawing>
           <wp:anchor distT="0" distB="0" distL="114300" distR="114300" simplePos="0" relativeHeight="251660288" behindDoc="0" locked="0" layoutInCell="1" allowOverlap="1" wp14:anchorId="00E440EA" wp14:editId="6FB1D03E">
             <wp:simplePos x="0" y="0"/>
@@ -15997,7 +17968,7 @@
                     <pic:cNvPicPr/>
                   </pic:nvPicPr>
                   <pic:blipFill>
-                    <a:blip r:embed="rId11" cstate="print">
+                    <a:blip r:embed="rId12" cstate="print">
                       <a:extLst>
                         <a:ext uri="{28A0092B-C50C-407E-A947-70E740481C1C}">
                           <a14:useLocalDpi xmlns:a14="http://schemas.microsoft.com/office/drawing/2010/main" val="0"/>
@@ -16389,25 +18360,7 @@
             <w:rPr>
               <w:rFonts w:ascii="Cambria Math" w:hAnsi="Cambria Math"/>
             </w:rPr>
-            <m:t>total mass=</m:t>
-          </m:r>
-          <m:r>
-            <w:rPr>
-              <w:rFonts w:ascii="Cambria Math" w:hAnsi="Cambria Math"/>
-            </w:rPr>
-            <m:t>number of clusters</m:t>
-          </m:r>
-          <m:r>
-            <w:rPr>
-              <w:rFonts w:ascii="Cambria Math" w:hAnsi="Cambria Math"/>
-            </w:rPr>
-            <m:t>×</m:t>
-          </m:r>
-          <m:r>
-            <w:rPr>
-              <w:rFonts w:ascii="Cambria Math" w:hAnsi="Cambria Math"/>
-            </w:rPr>
-            <m:t>average mass</m:t>
+            <m:t>total mass=number of clusters×average mass</m:t>
           </m:r>
         </m:oMath>
       </m:oMathPara>
@@ -16812,6 +18765,9 @@
         <w:jc w:val="center"/>
       </w:pPr>
       <w:r>
+        <w:rPr>
+          <w:noProof/>
+        </w:rPr>
         <w:drawing>
           <wp:inline distT="0" distB="0" distL="0" distR="0" wp14:anchorId="03AFB9A8" wp14:editId="48D7BD0A">
             <wp:extent cx="2429051" cy="955188"/>
@@ -16828,7 +18784,7 @@
                     <pic:cNvPicPr/>
                   </pic:nvPicPr>
                   <pic:blipFill>
-                    <a:blip r:embed="rId12"/>
+                    <a:blip r:embed="rId13"/>
                     <a:stretch>
                       <a:fillRect/>
                     </a:stretch>
@@ -17300,7 +19256,19 @@
               <w:rFonts w:ascii="Cambria Math" w:eastAsiaTheme="minorEastAsia" w:hAnsi="Cambria Math"/>
             </w:rPr>
             <w:lastRenderedPageBreak/>
-            <m:t>τ=1+</m:t>
+            <m:t>τ=</m:t>
+          </m:r>
+          <m:r>
+            <w:rPr>
+              <w:rFonts w:ascii="Cambria Math" w:eastAsiaTheme="minorEastAsia" w:hAnsi="Cambria Math"/>
+            </w:rPr>
+            <m:t>1</m:t>
+          </m:r>
+          <m:r>
+            <w:rPr>
+              <w:rFonts w:ascii="Cambria Math" w:eastAsiaTheme="minorEastAsia" w:hAnsi="Cambria Math"/>
+            </w:rPr>
+            <m:t>+</m:t>
           </m:r>
           <m:f>
             <m:fPr>
@@ -17541,7 +19509,7 @@
       <w:pPr>
         <w:pStyle w:val="ListParagraph"/>
       </w:pPr>
-      <w:hyperlink r:id="rId13" w:history="1">
+      <w:hyperlink r:id="rId14" w:history="1">
         <w:r>
           <w:rPr>
             <w:rStyle w:val="Hyperlink"/>
@@ -17640,7 +19608,18 @@
         <w:t>Sandpile</w:t>
       </w:r>
       <w:r>
-        <w:t xml:space="preserve"> (random walk)</w:t>
+        <w:t xml:space="preserve"> (ran</w:t>
+      </w:r>
+      <w:r>
+        <w:t xml:space="preserve"> </w:t>
+      </w:r>
+      <w:proofErr w:type="spellStart"/>
+      <w:r>
+        <w:t>dom</w:t>
+      </w:r>
+      <w:proofErr w:type="spellEnd"/>
+      <w:r>
+        <w:t xml:space="preserve"> walk)</w:t>
       </w:r>
     </w:p>
     <w:p>
@@ -17655,6 +19634,9 @@
       </w:r>
       <m:oMath>
         <m:r>
+          <m:rPr>
+            <m:sty m:val="p"/>
+          </m:rPr>
           <w:rPr>
             <w:rFonts w:ascii="Cambria Math" w:hAnsi="Cambria Math"/>
           </w:rPr>
@@ -18086,14 +20068,12 @@
           <w:rFonts w:eastAsiaTheme="minorEastAsia"/>
         </w:rPr>
       </w:pPr>
-      <w:proofErr w:type="spellStart"/>
-      <w:r>
-        <w:rPr>
-          <w:rFonts w:eastAsiaTheme="minorEastAsia"/>
-        </w:rPr>
-        <w:t>Destributon</w:t>
-      </w:r>
-      <w:proofErr w:type="spellEnd"/>
+      <w:r>
+        <w:rPr>
+          <w:rFonts w:eastAsiaTheme="minorEastAsia"/>
+        </w:rPr>
+        <w:t>Distribution</w:t>
+      </w:r>
       <w:r>
         <w:rPr>
           <w:rFonts w:eastAsiaTheme="minorEastAsia"/>
@@ -19054,7 +21034,7 @@
                     <pic:cNvPicPr/>
                   </pic:nvPicPr>
                   <pic:blipFill>
-                    <a:blip r:embed="rId14"/>
+                    <a:blip r:embed="rId15"/>
                     <a:stretch>
                       <a:fillRect/>
                     </a:stretch>
@@ -19512,6 +21492,14 @@
           <w:sz w:val="24"/>
           <w:szCs w:val="24"/>
         </w:rPr>
+        <w:t>,</w:t>
+      </w:r>
+      <w:r>
+        <w:rPr>
+          <w:rFonts w:ascii="CMR12" w:eastAsiaTheme="minorEastAsia" w:hAnsi="CMR12" w:cs="CMR12"/>
+          <w:sz w:val="24"/>
+          <w:szCs w:val="24"/>
+        </w:rPr>
         <w:t xml:space="preserve"> </w:t>
       </w:r>
       <m:oMath>
@@ -21110,6 +23098,66 @@
         <w:rPr>
           <w:rFonts w:eastAsiaTheme="minorEastAsia"/>
         </w:rPr>
+        <w:drawing>
+          <wp:anchor distT="0" distB="0" distL="114300" distR="114300" simplePos="0" relativeHeight="251664384" behindDoc="0" locked="0" layoutInCell="1" allowOverlap="1" wp14:anchorId="6003219F" wp14:editId="26B25776">
+            <wp:simplePos x="0" y="0"/>
+            <wp:positionH relativeFrom="column">
+              <wp:posOffset>3621677</wp:posOffset>
+            </wp:positionH>
+            <wp:positionV relativeFrom="paragraph">
+              <wp:posOffset>8255</wp:posOffset>
+            </wp:positionV>
+            <wp:extent cx="2434590" cy="325120"/>
+            <wp:effectExtent l="0" t="0" r="3810" b="0"/>
+            <wp:wrapSquare wrapText="bothSides"/>
+            <wp:docPr id="16" name="Picture 16"/>
+            <wp:cNvGraphicFramePr>
+              <a:graphicFrameLocks xmlns:a="http://schemas.openxmlformats.org/drawingml/2006/main" noChangeAspect="1"/>
+            </wp:cNvGraphicFramePr>
+            <a:graphic xmlns:a="http://schemas.openxmlformats.org/drawingml/2006/main">
+              <a:graphicData uri="http://schemas.openxmlformats.org/drawingml/2006/picture">
+                <pic:pic xmlns:pic="http://schemas.openxmlformats.org/drawingml/2006/picture">
+                  <pic:nvPicPr>
+                    <pic:cNvPr id="1" name=""/>
+                    <pic:cNvPicPr/>
+                  </pic:nvPicPr>
+                  <pic:blipFill>
+                    <a:blip r:embed="rId16" cstate="print">
+                      <a:extLst>
+                        <a:ext uri="{28A0092B-C50C-407E-A947-70E740481C1C}">
+                          <a14:useLocalDpi xmlns:a14="http://schemas.microsoft.com/office/drawing/2010/main" val="0"/>
+                        </a:ext>
+                      </a:extLst>
+                    </a:blip>
+                    <a:stretch>
+                      <a:fillRect/>
+                    </a:stretch>
+                  </pic:blipFill>
+                  <pic:spPr>
+                    <a:xfrm>
+                      <a:off x="0" y="0"/>
+                      <a:ext cx="2434590" cy="325120"/>
+                    </a:xfrm>
+                    <a:prstGeom prst="rect">
+                      <a:avLst/>
+                    </a:prstGeom>
+                  </pic:spPr>
+                </pic:pic>
+              </a:graphicData>
+            </a:graphic>
+            <wp14:sizeRelH relativeFrom="margin">
+              <wp14:pctWidth>0</wp14:pctWidth>
+            </wp14:sizeRelH>
+            <wp14:sizeRelV relativeFrom="margin">
+              <wp14:pctHeight>0</wp14:pctHeight>
+            </wp14:sizeRelV>
+          </wp:anchor>
+        </w:drawing>
+      </w:r>
+      <w:r>
+        <w:rPr>
+          <w:rFonts w:eastAsiaTheme="minorEastAsia"/>
+        </w:rPr>
         <w:t xml:space="preserve">In steady state </w:t>
       </w:r>
       <m:oMath>
@@ -21210,46 +23258,32 @@
           <w:rPr>
             <w:rFonts w:ascii="Cambria Math" w:eastAsiaTheme="minorEastAsia" w:hAnsi="Cambria Math"/>
           </w:rPr>
-          <m:t>t∝Var</m:t>
+          <m:t>t∝</m:t>
         </m:r>
-        <m:sSup>
-          <m:sSupPr>
+        <m:r>
+          <w:rPr>
+            <w:rFonts w:ascii="Cambria Math" w:eastAsiaTheme="minorEastAsia" w:hAnsi="Cambria Math"/>
+          </w:rPr>
+          <m:t>Var</m:t>
+        </m:r>
+        <m:d>
+          <m:dPr>
             <m:ctrlPr>
               <w:rPr>
                 <w:rFonts w:ascii="Cambria Math" w:eastAsiaTheme="minorEastAsia" w:hAnsi="Cambria Math"/>
                 <w:i/>
               </w:rPr>
             </m:ctrlPr>
-          </m:sSupPr>
+          </m:dPr>
           <m:e>
-            <m:d>
-              <m:dPr>
-                <m:ctrlPr>
-                  <w:rPr>
-                    <w:rFonts w:ascii="Cambria Math" w:eastAsiaTheme="minorEastAsia" w:hAnsi="Cambria Math"/>
-                    <w:i/>
-                  </w:rPr>
-                </m:ctrlPr>
-              </m:dPr>
-              <m:e>
-                <m:r>
-                  <w:rPr>
-                    <w:rFonts w:ascii="Cambria Math" w:eastAsiaTheme="minorEastAsia" w:hAnsi="Cambria Math"/>
-                  </w:rPr>
-                  <m:t>x</m:t>
-                </m:r>
-              </m:e>
-            </m:d>
+            <m:r>
+              <w:rPr>
+                <w:rFonts w:ascii="Cambria Math" w:eastAsiaTheme="minorEastAsia" w:hAnsi="Cambria Math"/>
+              </w:rPr>
+              <m:t>x</m:t>
+            </m:r>
           </m:e>
-          <m:sup>
-            <m:r>
-              <w:rPr>
-                <w:rFonts w:ascii="Cambria Math" w:eastAsiaTheme="minorEastAsia" w:hAnsi="Cambria Math"/>
-              </w:rPr>
-              <m:t>2</m:t>
-            </m:r>
-          </m:sup>
-        </m:sSup>
+        </m:d>
         <m:r>
           <w:rPr>
             <w:rFonts w:ascii="Cambria Math" w:eastAsiaTheme="minorEastAsia" w:hAnsi="Cambria Math"/>
@@ -22765,7 +24799,7 @@
                     <pic:cNvPicPr/>
                   </pic:nvPicPr>
                   <pic:blipFill>
-                    <a:blip r:embed="rId15"/>
+                    <a:blip r:embed="rId17"/>
                     <a:stretch>
                       <a:fillRect/>
                     </a:stretch>
@@ -22785,6 +24819,79 @@
           </wp:inline>
         </w:drawing>
       </w:r>
+    </w:p>
+    <w:p>
+      <w:pPr>
+        <w:rPr>
+          <w:rFonts w:eastAsiaTheme="minorEastAsia"/>
+        </w:rPr>
+      </w:pPr>
+      <m:oMathPara>
+        <m:oMath>
+          <m:r>
+            <w:rPr>
+              <w:rFonts w:ascii="Cambria Math" w:eastAsiaTheme="minorEastAsia" w:hAnsi="Cambria Math"/>
+            </w:rPr>
+            <m:t>A=D</m:t>
+          </m:r>
+          <m:d>
+            <m:dPr>
+              <m:ctrlPr>
+                <w:rPr>
+                  <w:rFonts w:ascii="Cambria Math" w:eastAsiaTheme="minorEastAsia" w:hAnsi="Cambria Math"/>
+                  <w:i/>
+                </w:rPr>
+              </m:ctrlPr>
+            </m:dPr>
+            <m:e>
+              <m:r>
+                <w:rPr>
+                  <w:rFonts w:ascii="Cambria Math" w:eastAsiaTheme="minorEastAsia" w:hAnsi="Cambria Math"/>
+                </w:rPr>
+                <m:t>2-τ</m:t>
+              </m:r>
+            </m:e>
+          </m:d>
+          <m:r>
+            <w:rPr>
+              <w:rFonts w:ascii="Cambria Math" w:eastAsiaTheme="minorEastAsia" w:hAnsi="Cambria Math"/>
+            </w:rPr>
+            <m:t>→</m:t>
+          </m:r>
+          <m:r>
+            <w:rPr>
+              <w:rFonts w:ascii="Cambria Math" w:eastAsiaTheme="minorEastAsia" w:hAnsi="Cambria Math"/>
+            </w:rPr>
+            <m:t>τ=2-</m:t>
+          </m:r>
+          <m:f>
+            <m:fPr>
+              <m:ctrlPr>
+                <w:rPr>
+                  <w:rFonts w:ascii="Cambria Math" w:eastAsiaTheme="minorEastAsia" w:hAnsi="Cambria Math"/>
+                  <w:i/>
+                </w:rPr>
+              </m:ctrlPr>
+            </m:fPr>
+            <m:num>
+              <m:r>
+                <w:rPr>
+                  <w:rFonts w:ascii="Cambria Math" w:eastAsiaTheme="minorEastAsia" w:hAnsi="Cambria Math"/>
+                </w:rPr>
+                <m:t>A</m:t>
+              </m:r>
+            </m:num>
+            <m:den>
+              <m:r>
+                <w:rPr>
+                  <w:rFonts w:ascii="Cambria Math" w:eastAsiaTheme="minorEastAsia" w:hAnsi="Cambria Math"/>
+                </w:rPr>
+                <m:t>D</m:t>
+              </m:r>
+            </m:den>
+          </m:f>
+        </m:oMath>
+      </m:oMathPara>
     </w:p>
     <w:p>
       <w:pPr>
@@ -23340,13 +25447,7 @@
             <w:rPr>
               <w:rFonts w:ascii="Cambria Math" w:eastAsiaTheme="minorEastAsia" w:hAnsi="Cambria Math"/>
             </w:rPr>
-            <m:t>=</m:t>
-          </m:r>
-          <m:r>
-            <w:rPr>
-              <w:rFonts w:ascii="Cambria Math" w:eastAsiaTheme="minorEastAsia" w:hAnsi="Cambria Math"/>
-            </w:rPr>
-            <m:t>p</m:t>
+            <m:t>=p</m:t>
           </m:r>
           <m:d>
             <m:dPr>
@@ -23650,7 +25751,9 @@
       <w:r>
         <w:rPr>
           <w:rFonts w:eastAsiaTheme="minorEastAsia"/>
-        </w:rPr>
+          <w:noProof/>
+        </w:rPr>
+        <w:lastRenderedPageBreak/>
         <w:drawing>
           <wp:anchor distT="0" distB="0" distL="114300" distR="114300" simplePos="0" relativeHeight="251661312" behindDoc="0" locked="0" layoutInCell="1" allowOverlap="1" wp14:anchorId="20E9E491" wp14:editId="319205FD">
             <wp:simplePos x="0" y="0"/>
@@ -23675,7 +25778,7 @@
                     <pic:cNvPicPr/>
                   </pic:nvPicPr>
                   <pic:blipFill>
-                    <a:blip r:embed="rId16">
+                    <a:blip r:embed="rId18">
                       <a:extLst>
                         <a:ext uri="{28A0092B-C50C-407E-A947-70E740481C1C}">
                           <a14:useLocalDpi xmlns:a14="http://schemas.microsoft.com/office/drawing/2010/main" val="0"/>
@@ -23737,6 +25840,7 @@
       <w:r>
         <w:rPr>
           <w:rFonts w:eastAsiaTheme="minorEastAsia"/>
+          <w:noProof/>
         </w:rPr>
         <w:drawing>
           <wp:anchor distT="0" distB="0" distL="114300" distR="114300" simplePos="0" relativeHeight="251662336" behindDoc="0" locked="0" layoutInCell="1" allowOverlap="1" wp14:anchorId="25443681" wp14:editId="55AB0257">
@@ -23762,7 +25866,7 @@
                     <pic:cNvPicPr/>
                   </pic:nvPicPr>
                   <pic:blipFill>
-                    <a:blip r:embed="rId17" cstate="print">
+                    <a:blip r:embed="rId19" cstate="print">
                       <a:extLst>
                         <a:ext uri="{28A0092B-C50C-407E-A947-70E740481C1C}">
                           <a14:useLocalDpi xmlns:a14="http://schemas.microsoft.com/office/drawing/2010/main" val="0"/>
@@ -24164,7 +26268,6 @@
         <w:rPr>
           <w:rFonts w:eastAsiaTheme="minorEastAsia"/>
         </w:rPr>
-        <w:lastRenderedPageBreak/>
         <w:t xml:space="preserve">Often nothing happens. Instead define </w:t>
       </w:r>
       <w:r>
@@ -24178,13 +26281,7 @@
           <w:rPr>
             <w:rFonts w:ascii="Cambria Math" w:eastAsiaTheme="minorEastAsia" w:hAnsi="Cambria Math"/>
           </w:rPr>
-          <m:t>dt=</m:t>
-        </m:r>
-        <m:r>
-          <w:rPr>
-            <w:rFonts w:ascii="Cambria Math" w:eastAsiaTheme="minorEastAsia" w:hAnsi="Cambria Math"/>
-          </w:rPr>
-          <m:t>0.1·</m:t>
+          <m:t>dt=0.1·</m:t>
         </m:r>
         <m:sSup>
           <m:sSupPr>
@@ -24291,6 +26388,18 @@
           <w:rFonts w:eastAsiaTheme="minorEastAsia"/>
         </w:rPr>
         <w:t>always chosen.</w:t>
+      </w:r>
+      <w:r>
+        <w:rPr>
+          <w:rFonts w:eastAsiaTheme="minorEastAsia"/>
+        </w:rPr>
+        <w:t xml:space="preserve"> Or use Gillespie</w:t>
+      </w:r>
+      <w:r>
+        <w:rPr>
+          <w:rFonts w:eastAsiaTheme="minorEastAsia"/>
+        </w:rPr>
+        <w:t xml:space="preserve"> directly.</w:t>
       </w:r>
     </w:p>
     <w:p>
@@ -26113,12 +28222,6 @@
               </m:dPr>
               <m:e>
                 <m:r>
-                  <w:rPr>
-                    <w:rFonts w:ascii="Cambria Math" w:eastAsiaTheme="minorEastAsia" w:hAnsi="Cambria Math"/>
-                  </w:rPr>
-                  <m:t>t+</m:t>
-                </m:r>
-                <m:r>
                   <m:rPr>
                     <m:sty m:val="p"/>
                   </m:rPr>
@@ -26202,7 +28305,19 @@
         <w:rPr>
           <w:rFonts w:eastAsiaTheme="minorEastAsia"/>
         </w:rPr>
-        <w:t xml:space="preserve"> small, event happens often, as it should.</w:t>
+        <w:t xml:space="preserve"> </w:t>
+      </w:r>
+      <w:r>
+        <w:rPr>
+          <w:rFonts w:eastAsiaTheme="minorEastAsia"/>
+        </w:rPr>
+        <w:t>large</w:t>
+      </w:r>
+      <w:r>
+        <w:rPr>
+          <w:rFonts w:eastAsiaTheme="minorEastAsia"/>
+        </w:rPr>
+        <w:t>, event happens often, as it should.</w:t>
       </w:r>
       <w:r>
         <w:rPr>
@@ -26603,7 +28718,7 @@
                     <pic:cNvPicPr/>
                   </pic:nvPicPr>
                   <pic:blipFill>
-                    <a:blip r:embed="rId18"/>
+                    <a:blip r:embed="rId20"/>
                     <a:stretch>
                       <a:fillRect/>
                     </a:stretch>
@@ -26801,7 +28916,7 @@
                     <pic:cNvPicPr/>
                   </pic:nvPicPr>
                   <pic:blipFill>
-                    <a:blip r:embed="rId19"/>
+                    <a:blip r:embed="rId21"/>
                     <a:stretch>
                       <a:fillRect/>
                     </a:stretch>
@@ -27389,13 +29504,7 @@
                 <w:rPr>
                   <w:rFonts w:ascii="Cambria Math" w:eastAsiaTheme="minorEastAsia" w:hAnsi="Cambria Math"/>
                 </w:rPr>
-                <m:t>-</m:t>
-              </m:r>
-              <m:r>
-                <w:rPr>
-                  <w:rFonts w:ascii="Cambria Math" w:eastAsiaTheme="minorEastAsia" w:hAnsi="Cambria Math"/>
-                </w:rPr>
-                <m:t>β</m:t>
+                <m:t>-β</m:t>
               </m:r>
             </m:e>
           </m:d>
@@ -27543,13 +29652,7 @@
                   <w:rPr>
                     <w:rFonts w:ascii="Cambria Math" w:eastAsiaTheme="minorEastAsia" w:hAnsi="Cambria Math"/>
                   </w:rPr>
-                  <m:t>1-</m:t>
-                </m:r>
-                <m:r>
-                  <w:rPr>
-                    <w:rFonts w:ascii="Cambria Math" w:eastAsiaTheme="minorEastAsia" w:hAnsi="Cambria Math"/>
-                  </w:rPr>
-                  <m:t>4β</m:t>
+                  <m:t>1-4β</m:t>
                 </m:r>
               </m:e>
             </m:rad>
@@ -27743,6 +29846,7 @@
       <w:r>
         <w:rPr>
           <w:rFonts w:eastAsiaTheme="minorEastAsia"/>
+          <w:noProof/>
         </w:rPr>
         <w:drawing>
           <wp:inline distT="0" distB="0" distL="0" distR="0" wp14:anchorId="684534E6" wp14:editId="7EF743F6">
@@ -27760,7 +29864,7 @@
                     <pic:cNvPicPr/>
                   </pic:nvPicPr>
                   <pic:blipFill>
-                    <a:blip r:embed="rId20"/>
+                    <a:blip r:embed="rId22"/>
                     <a:stretch>
                       <a:fillRect/>
                     </a:stretch>
@@ -27785,19 +29889,7 @@
           <w:rPr>
             <w:rFonts w:ascii="Cambria Math" w:eastAsiaTheme="minorEastAsia" w:hAnsi="Cambria Math"/>
           </w:rPr>
-          <m:t>r</m:t>
-        </m:r>
-        <m:r>
-          <w:rPr>
-            <w:rFonts w:ascii="Cambria Math" w:eastAsiaTheme="minorEastAsia" w:hAnsi="Cambria Math"/>
-          </w:rPr>
-          <m:t>-0.5</m:t>
-        </m:r>
-        <m:r>
-          <w:rPr>
-            <w:rFonts w:ascii="Cambria Math" w:eastAsiaTheme="minorEastAsia" w:hAnsi="Cambria Math"/>
-          </w:rPr>
-          <m:t>∝</m:t>
+          <m:t>r-0.5∝</m:t>
         </m:r>
         <m:sSup>
           <m:sSupPr>
@@ -28071,19 +30163,7 @@
           <w:rPr>
             <w:rFonts w:ascii="Cambria Math" w:hAnsi="Cambria Math"/>
           </w:rPr>
-          <m:t>=-</m:t>
-        </m:r>
-        <m:r>
-          <w:rPr>
-            <w:rFonts w:ascii="Cambria Math" w:hAnsi="Cambria Math"/>
-          </w:rPr>
-          <m:t>β</m:t>
-        </m:r>
-        <m:r>
-          <w:rPr>
-            <w:rFonts w:ascii="Cambria Math" w:hAnsi="Cambria Math"/>
-          </w:rPr>
-          <m:t>IS</m:t>
+          <m:t>=-βIS</m:t>
         </m:r>
       </m:oMath>
       <w:r>
@@ -28123,19 +30203,7 @@
           <w:rPr>
             <w:rFonts w:ascii="Cambria Math" w:eastAsiaTheme="minorEastAsia" w:hAnsi="Cambria Math"/>
           </w:rPr>
-          <m:t>=</m:t>
-        </m:r>
-        <m:r>
-          <w:rPr>
-            <w:rFonts w:ascii="Cambria Math" w:eastAsiaTheme="minorEastAsia" w:hAnsi="Cambria Math"/>
-          </w:rPr>
-          <m:t>β</m:t>
-        </m:r>
-        <m:r>
-          <w:rPr>
-            <w:rFonts w:ascii="Cambria Math" w:eastAsiaTheme="minorEastAsia" w:hAnsi="Cambria Math"/>
-          </w:rPr>
-          <m:t>IS-γI</m:t>
+          <m:t>=βIS-γI</m:t>
         </m:r>
       </m:oMath>
       <w:r>
@@ -28701,13 +30769,7 @@
                 <w:rPr>
                   <w:rFonts w:ascii="Cambria Math" w:eastAsiaTheme="minorEastAsia" w:hAnsi="Cambria Math"/>
                 </w:rPr>
-                <m:t>1-</m:t>
-              </m:r>
-              <m:r>
-                <w:rPr>
-                  <w:rFonts w:ascii="Cambria Math" w:eastAsiaTheme="minorEastAsia" w:hAnsi="Cambria Math"/>
-                </w:rPr>
-                <m:t>S</m:t>
+                <m:t>1-S</m:t>
               </m:r>
               <m:d>
                 <m:dPr>
@@ -28834,13 +30896,7 @@
                     <w:rPr>
                       <w:rFonts w:ascii="Cambria Math" w:hAnsi="Cambria Math"/>
                     </w:rPr>
-                    <m:t>1-</m:t>
-                  </m:r>
-                  <m:r>
-                    <w:rPr>
-                      <w:rFonts w:ascii="Cambria Math" w:hAnsi="Cambria Math"/>
-                    </w:rPr>
-                    <m:t>S</m:t>
+                    <m:t>1-S</m:t>
                   </m:r>
                   <m:d>
                     <m:dPr>
@@ -29143,19 +31199,7 @@
             <w:rPr>
               <w:rFonts w:ascii="Cambria Math" w:eastAsiaTheme="minorEastAsia" w:hAnsi="Cambria Math"/>
             </w:rPr>
-            <m:t>I</m:t>
-          </m:r>
-          <m:r>
-            <w:rPr>
-              <w:rFonts w:ascii="Cambria Math" w:eastAsiaTheme="minorEastAsia" w:hAnsi="Cambria Math"/>
-            </w:rPr>
-            <m:t>=</m:t>
-          </m:r>
-          <m:r>
-            <w:rPr>
-              <w:rFonts w:ascii="Cambria Math" w:eastAsiaTheme="minorEastAsia" w:hAnsi="Cambria Math"/>
-            </w:rPr>
-            <m:t>γ</m:t>
+            <m:t>I=γ</m:t>
           </m:r>
           <m:d>
             <m:dPr>
@@ -29275,13 +31319,7 @@
             <w:rPr>
               <w:rFonts w:ascii="Cambria Math" w:eastAsiaTheme="minorEastAsia" w:hAnsi="Cambria Math"/>
             </w:rPr>
-            <m:t>→</m:t>
-          </m:r>
-          <m:r>
-            <w:rPr>
-              <w:rFonts w:ascii="Cambria Math" w:eastAsiaTheme="minorEastAsia" w:hAnsi="Cambria Math"/>
-            </w:rPr>
-            <m:t>R=</m:t>
+            <m:t>→R=</m:t>
           </m:r>
           <m:sSub>
             <m:sSubPr>
@@ -29331,13 +31369,7 @@
             <w:rPr>
               <w:rFonts w:ascii="Cambria Math" w:eastAsiaTheme="minorEastAsia" w:hAnsi="Cambria Math"/>
             </w:rPr>
-            <m:t>&lt;1→q&gt;</m:t>
-          </m:r>
-          <m:r>
-            <w:rPr>
-              <w:rFonts w:ascii="Cambria Math" w:eastAsiaTheme="minorEastAsia" w:hAnsi="Cambria Math"/>
-            </w:rPr>
-            <m:t>1-</m:t>
+            <m:t>&lt;1→q&gt;1-</m:t>
           </m:r>
           <m:f>
             <m:fPr>
@@ -29799,6 +31831,7 @@
       <w:r>
         <w:rPr>
           <w:rFonts w:eastAsiaTheme="minorEastAsia"/>
+          <w:noProof/>
         </w:rPr>
         <w:lastRenderedPageBreak/>
         <w:drawing>
@@ -29817,7 +31850,7 @@
                     <pic:cNvPicPr/>
                   </pic:nvPicPr>
                   <pic:blipFill>
-                    <a:blip r:embed="rId21"/>
+                    <a:blip r:embed="rId23"/>
                     <a:stretch>
                       <a:fillRect/>
                     </a:stretch>
@@ -29879,6 +31912,7 @@
       <w:r>
         <w:rPr>
           <w:rFonts w:eastAsiaTheme="minorEastAsia"/>
+          <w:noProof/>
         </w:rPr>
         <w:drawing>
           <wp:inline distT="0" distB="0" distL="0" distR="0" wp14:anchorId="0C3D0AB4" wp14:editId="68162064">
@@ -29896,7 +31930,7 @@
                     <pic:cNvPicPr/>
                   </pic:nvPicPr>
                   <pic:blipFill>
-                    <a:blip r:embed="rId22"/>
+                    <a:blip r:embed="rId24"/>
                     <a:stretch>
                       <a:fillRect/>
                     </a:stretch>
@@ -30620,7 +32654,13 @@
         <w:t>Exponential growth</w:t>
       </w:r>
       <w:r>
-        <w:t xml:space="preserve"> for k&lt;2</w:t>
+        <w:t xml:space="preserve"> for k</w:t>
+      </w:r>
+      <w:r>
+        <w:t>&gt;</w:t>
+      </w:r>
+      <w:r>
+        <w:t>2</w:t>
       </w:r>
       <w:r>
         <w:t xml:space="preserve">. </w:t>
@@ -31249,6 +33289,12 @@
           <w:rFonts w:eastAsiaTheme="minorEastAsia"/>
         </w:rPr>
         <w:t>.</w:t>
+      </w:r>
+      <w:r>
+        <w:rPr>
+          <w:rFonts w:eastAsiaTheme="minorEastAsia"/>
+        </w:rPr>
+        <w:t xml:space="preserve"> </w:t>
       </w:r>
     </w:p>
     <w:p/>
@@ -32735,6 +34781,176 @@
                     </w:rPr>
                     <m:t>1-</m:t>
                   </m:r>
+                  <m:sSup>
+                    <m:sSupPr>
+                      <m:ctrlPr>
+                        <w:rPr>
+                          <w:rFonts w:ascii="Cambria Math" w:eastAsiaTheme="minorEastAsia" w:hAnsi="Cambria Math"/>
+                          <w:i/>
+                        </w:rPr>
+                      </m:ctrlPr>
+                    </m:sSupPr>
+                    <m:e>
+                      <m:r>
+                        <w:rPr>
+                          <w:rFonts w:ascii="Cambria Math" w:eastAsiaTheme="minorEastAsia" w:hAnsi="Cambria Math"/>
+                        </w:rPr>
+                        <m:t>N</m:t>
+                      </m:r>
+                    </m:e>
+                    <m:sup>
+                      <m:r>
+                        <w:rPr>
+                          <w:rFonts w:ascii="Cambria Math" w:eastAsiaTheme="minorEastAsia" w:hAnsi="Cambria Math"/>
+                        </w:rPr>
+                        <m:t>γ-3</m:t>
+                      </m:r>
+                    </m:sup>
+                  </m:sSup>
+                  <m:r>
+                    <w:rPr>
+                      <w:rFonts w:ascii="Cambria Math" w:eastAsiaTheme="minorEastAsia" w:hAnsi="Cambria Math"/>
+                    </w:rPr>
+                    <m:t>∼1</m:t>
+                  </m:r>
+                  <m:r>
+                    <w:rPr>
+                      <w:rFonts w:ascii="Cambria Math" w:eastAsiaTheme="minorEastAsia" w:hAnsi="Cambria Math"/>
+                    </w:rPr>
+                    <m:t>,  Scale free</m:t>
+                  </m:r>
+                </m:e>
+              </m:eqArr>
+            </m:e>
+          </m:d>
+        </m:oMath>
+      </m:oMathPara>
+    </w:p>
+    <w:p>
+      <w:pPr>
+        <w:rPr>
+          <w:rFonts w:eastAsiaTheme="minorEastAsia"/>
+        </w:rPr>
+      </w:pPr>
+      <w:r>
+        <w:rPr>
+          <w:rFonts w:eastAsiaTheme="minorEastAsia"/>
+        </w:rPr>
+        <w:t xml:space="preserve">Ask person to vaccinate their friends. Chance of chosen person of connectivity </w:t>
+      </w:r>
+      <m:oMath>
+        <m:r>
+          <w:rPr>
+            <w:rFonts w:ascii="Cambria Math" w:eastAsiaTheme="minorEastAsia" w:hAnsi="Cambria Math"/>
+          </w:rPr>
+          <m:t>k</m:t>
+        </m:r>
+      </m:oMath>
+      <w:r>
+        <w:rPr>
+          <w:rFonts w:eastAsiaTheme="minorEastAsia"/>
+        </w:rPr>
+        <w:t xml:space="preserve"> is </w:t>
+      </w:r>
+      <m:oMath>
+        <m:f>
+          <m:fPr>
+            <m:ctrlPr>
+              <w:rPr>
+                <w:rFonts w:ascii="Cambria Math" w:eastAsiaTheme="minorEastAsia" w:hAnsi="Cambria Math"/>
+                <w:i/>
+              </w:rPr>
+            </m:ctrlPr>
+          </m:fPr>
+          <m:num>
+            <m:r>
+              <w:rPr>
+                <w:rFonts w:ascii="Cambria Math" w:eastAsiaTheme="minorEastAsia" w:hAnsi="Cambria Math"/>
+              </w:rPr>
+              <m:t>k</m:t>
+            </m:r>
+          </m:num>
+          <m:den>
+            <m:r>
+              <w:rPr>
+                <w:rFonts w:ascii="Cambria Math" w:eastAsiaTheme="minorEastAsia" w:hAnsi="Cambria Math"/>
+              </w:rPr>
+              <m:t>N</m:t>
+            </m:r>
+          </m:den>
+        </m:f>
+      </m:oMath>
+      <w:r>
+        <w:rPr>
+          <w:rFonts w:eastAsiaTheme="minorEastAsia"/>
+        </w:rPr>
+        <w:t>, so</w:t>
+      </w:r>
+    </w:p>
+    <w:p>
+      <w:pPr>
+        <w:rPr>
+          <w:rFonts w:eastAsiaTheme="minorEastAsia"/>
+        </w:rPr>
+      </w:pPr>
+      <m:oMathPara>
+        <m:oMath>
+          <m:r>
+            <w:rPr>
+              <w:rFonts w:ascii="Cambria Math" w:eastAsiaTheme="minorEastAsia" w:hAnsi="Cambria Math"/>
+            </w:rPr>
+            <m:t>p</m:t>
+          </m:r>
+          <m:d>
+            <m:dPr>
+              <m:ctrlPr>
+                <w:rPr>
+                  <w:rFonts w:ascii="Cambria Math" w:eastAsiaTheme="minorEastAsia" w:hAnsi="Cambria Math"/>
+                  <w:i/>
+                </w:rPr>
+              </m:ctrlPr>
+            </m:dPr>
+            <m:e>
+              <m:r>
+                <w:rPr>
+                  <w:rFonts w:ascii="Cambria Math" w:eastAsiaTheme="minorEastAsia" w:hAnsi="Cambria Math"/>
+                </w:rPr>
+                <m:t>k not vacinated after t=Nf attempts</m:t>
+              </m:r>
+            </m:e>
+          </m:d>
+          <m:r>
+            <w:rPr>
+              <w:rFonts w:ascii="Cambria Math" w:eastAsiaTheme="minorEastAsia" w:hAnsi="Cambria Math"/>
+            </w:rPr>
+            <m:t>=</m:t>
+          </m:r>
+          <m:sSup>
+            <m:sSupPr>
+              <m:ctrlPr>
+                <w:rPr>
+                  <w:rFonts w:ascii="Cambria Math" w:eastAsiaTheme="minorEastAsia" w:hAnsi="Cambria Math"/>
+                  <w:i/>
+                </w:rPr>
+              </m:ctrlPr>
+            </m:sSupPr>
+            <m:e>
+              <m:d>
+                <m:dPr>
+                  <m:ctrlPr>
+                    <w:rPr>
+                      <w:rFonts w:ascii="Cambria Math" w:eastAsiaTheme="minorEastAsia" w:hAnsi="Cambria Math"/>
+                      <w:i/>
+                    </w:rPr>
+                  </m:ctrlPr>
+                </m:dPr>
+                <m:e>
+                  <m:r>
+                    <w:rPr>
+                      <w:rFonts w:ascii="Cambria Math" w:eastAsiaTheme="minorEastAsia" w:hAnsi="Cambria Math"/>
+                    </w:rPr>
+                    <m:t>1-</m:t>
+                  </m:r>
                   <m:f>
                     <m:fPr>
                       <m:ctrlPr>
@@ -32749,48 +34965,62 @@
                         <w:rPr>
                           <w:rFonts w:ascii="Cambria Math" w:eastAsiaTheme="minorEastAsia" w:hAnsi="Cambria Math"/>
                         </w:rPr>
-                        <m:t>1</m:t>
+                        <m:t>k</m:t>
                       </m:r>
                     </m:num>
                     <m:den>
-                      <m:sSup>
-                        <m:sSupPr>
-                          <m:ctrlPr>
-                            <w:rPr>
-                              <w:rFonts w:ascii="Cambria Math" w:eastAsiaTheme="minorEastAsia" w:hAnsi="Cambria Math"/>
-                              <w:i/>
-                            </w:rPr>
-                          </m:ctrlPr>
-                        </m:sSupPr>
-                        <m:e>
-                          <m:r>
-                            <w:rPr>
-                              <w:rFonts w:ascii="Cambria Math" w:eastAsiaTheme="minorEastAsia" w:hAnsi="Cambria Math"/>
-                            </w:rPr>
-                            <m:t>N</m:t>
-                          </m:r>
-                        </m:e>
-                        <m:sup>
-                          <m:r>
-                            <w:rPr>
-                              <w:rFonts w:ascii="Cambria Math" w:eastAsiaTheme="minorEastAsia" w:hAnsi="Cambria Math"/>
-                            </w:rPr>
-                            <m:t>3-γ</m:t>
-                          </m:r>
-                        </m:sup>
-                      </m:sSup>
+                      <m:r>
+                        <w:rPr>
+                          <w:rFonts w:ascii="Cambria Math" w:eastAsiaTheme="minorEastAsia" w:hAnsi="Cambria Math"/>
+                        </w:rPr>
+                        <m:t>N</m:t>
+                      </m:r>
                     </m:den>
                   </m:f>
-                  <m:r>
-                    <w:rPr>
-                      <w:rFonts w:ascii="Cambria Math" w:eastAsiaTheme="minorEastAsia" w:hAnsi="Cambria Math"/>
-                    </w:rPr>
-                    <m:t>,  Scale free</m:t>
-                  </m:r>
                 </m:e>
-              </m:eqArr>
+              </m:d>
             </m:e>
-          </m:d>
+            <m:sup>
+              <m:r>
+                <w:rPr>
+                  <w:rFonts w:ascii="Cambria Math" w:eastAsiaTheme="minorEastAsia" w:hAnsi="Cambria Math"/>
+                </w:rPr>
+                <m:t>t</m:t>
+              </m:r>
+            </m:sup>
+          </m:sSup>
+          <m:r>
+            <w:rPr>
+              <w:rFonts w:ascii="Cambria Math" w:eastAsiaTheme="minorEastAsia" w:hAnsi="Cambria Math"/>
+            </w:rPr>
+            <m:t>∼</m:t>
+          </m:r>
+          <m:sSup>
+            <m:sSupPr>
+              <m:ctrlPr>
+                <w:rPr>
+                  <w:rFonts w:ascii="Cambria Math" w:eastAsiaTheme="minorEastAsia" w:hAnsi="Cambria Math"/>
+                  <w:i/>
+                </w:rPr>
+              </m:ctrlPr>
+            </m:sSupPr>
+            <m:e>
+              <m:r>
+                <w:rPr>
+                  <w:rFonts w:ascii="Cambria Math" w:eastAsiaTheme="minorEastAsia" w:hAnsi="Cambria Math"/>
+                </w:rPr>
+                <m:t>e</m:t>
+              </m:r>
+            </m:e>
+            <m:sup>
+              <m:r>
+                <w:rPr>
+                  <w:rFonts w:ascii="Cambria Math" w:eastAsiaTheme="minorEastAsia" w:hAnsi="Cambria Math"/>
+                </w:rPr>
+                <m:t>-kf</m:t>
+              </m:r>
+            </m:sup>
+          </m:sSup>
         </m:oMath>
       </m:oMathPara>
     </w:p>
@@ -32798,6 +35028,149 @@
       <w:pPr>
         <w:rPr>
           <w:rFonts w:eastAsiaTheme="minorEastAsia"/>
+        </w:rPr>
+      </w:pPr>
+      <w:r>
+        <w:rPr>
+          <w:rFonts w:eastAsiaTheme="minorEastAsia"/>
+        </w:rPr>
+        <w:t xml:space="preserve">Such that cut off becomes </w:t>
+      </w:r>
+      <m:oMath>
+        <m:r>
+          <w:rPr>
+            <w:rFonts w:ascii="Cambria Math" w:eastAsiaTheme="minorEastAsia" w:hAnsi="Cambria Math"/>
+          </w:rPr>
+          <m:t>N→</m:t>
+        </m:r>
+        <m:f>
+          <m:fPr>
+            <m:ctrlPr>
+              <w:rPr>
+                <w:rFonts w:ascii="Cambria Math" w:eastAsiaTheme="minorEastAsia" w:hAnsi="Cambria Math"/>
+                <w:i/>
+              </w:rPr>
+            </m:ctrlPr>
+          </m:fPr>
+          <m:num>
+            <m:r>
+              <w:rPr>
+                <w:rFonts w:ascii="Cambria Math" w:eastAsiaTheme="minorEastAsia" w:hAnsi="Cambria Math"/>
+              </w:rPr>
+              <m:t>1</m:t>
+            </m:r>
+          </m:num>
+          <m:den>
+            <m:r>
+              <w:rPr>
+                <w:rFonts w:ascii="Cambria Math" w:eastAsiaTheme="minorEastAsia" w:hAnsi="Cambria Math"/>
+              </w:rPr>
+              <m:t>f</m:t>
+            </m:r>
+          </m:den>
+        </m:f>
+      </m:oMath>
+      <w:r>
+        <w:rPr>
+          <w:rFonts w:eastAsiaTheme="minorEastAsia"/>
+        </w:rPr>
+        <w:t xml:space="preserve"> meaning </w:t>
+      </w:r>
+      <m:oMath>
+        <m:r>
+          <w:rPr>
+            <w:rFonts w:ascii="Cambria Math" w:eastAsiaTheme="minorEastAsia" w:hAnsi="Cambria Math"/>
+          </w:rPr>
+          <m:t>A=</m:t>
+        </m:r>
+        <m:sSup>
+          <m:sSupPr>
+            <m:ctrlPr>
+              <w:rPr>
+                <w:rFonts w:ascii="Cambria Math" w:eastAsiaTheme="minorEastAsia" w:hAnsi="Cambria Math"/>
+                <w:i/>
+              </w:rPr>
+            </m:ctrlPr>
+          </m:sSupPr>
+          <m:e>
+            <m:d>
+              <m:dPr>
+                <m:ctrlPr>
+                  <w:rPr>
+                    <w:rFonts w:ascii="Cambria Math" w:eastAsiaTheme="minorEastAsia" w:hAnsi="Cambria Math"/>
+                    <w:i/>
+                  </w:rPr>
+                </m:ctrlPr>
+              </m:dPr>
+              <m:e>
+                <m:f>
+                  <m:fPr>
+                    <m:ctrlPr>
+                      <w:rPr>
+                        <w:rFonts w:ascii="Cambria Math" w:eastAsiaTheme="minorEastAsia" w:hAnsi="Cambria Math"/>
+                        <w:i/>
+                      </w:rPr>
+                    </m:ctrlPr>
+                  </m:fPr>
+                  <m:num>
+                    <m:r>
+                      <w:rPr>
+                        <w:rFonts w:ascii="Cambria Math" w:eastAsiaTheme="minorEastAsia" w:hAnsi="Cambria Math"/>
+                      </w:rPr>
+                      <m:t>1</m:t>
+                    </m:r>
+                  </m:num>
+                  <m:den>
+                    <m:r>
+                      <w:rPr>
+                        <w:rFonts w:ascii="Cambria Math" w:eastAsiaTheme="minorEastAsia" w:hAnsi="Cambria Math"/>
+                      </w:rPr>
+                      <m:t>f</m:t>
+                    </m:r>
+                  </m:den>
+                </m:f>
+              </m:e>
+            </m:d>
+          </m:e>
+          <m:sup>
+            <m:r>
+              <w:rPr>
+                <w:rFonts w:ascii="Cambria Math" w:eastAsiaTheme="minorEastAsia" w:hAnsi="Cambria Math"/>
+              </w:rPr>
+              <m:t>3-γ</m:t>
+            </m:r>
+          </m:sup>
+        </m:sSup>
+        <m:r>
+          <w:rPr>
+            <w:rFonts w:ascii="Cambria Math" w:eastAsiaTheme="minorEastAsia" w:hAnsi="Cambria Math"/>
+          </w:rPr>
+          <m:t>≪</m:t>
+        </m:r>
+        <m:d>
+          <m:dPr>
+            <m:ctrlPr>
+              <w:rPr>
+                <w:rFonts w:ascii="Cambria Math" w:eastAsiaTheme="minorEastAsia" w:hAnsi="Cambria Math"/>
+                <w:i/>
+              </w:rPr>
+            </m:ctrlPr>
+          </m:dPr>
+          <m:e>
+            <m:r>
+              <w:rPr>
+                <w:rFonts w:ascii="Cambria Math" w:eastAsiaTheme="minorEastAsia" w:hAnsi="Cambria Math"/>
+              </w:rPr>
+              <m:t>1-f</m:t>
+            </m:r>
+          </m:e>
+        </m:d>
+      </m:oMath>
+    </w:p>
+    <w:p>
+      <w:pPr>
+        <w:rPr>
+          <w:rFonts w:eastAsiaTheme="minorEastAsia"/>
           <w:b/>
           <w:bCs/>
         </w:rPr>
@@ -32821,6 +35194,7 @@
         <w:rPr>
           <w:rFonts w:eastAsiaTheme="minorEastAsia"/>
         </w:rPr>
+        <w:lastRenderedPageBreak/>
         <w:t xml:space="preserve">Compare with random network with same </w:t>
       </w:r>
       <w:r>
@@ -35492,6 +37866,7 @@
         <w:rPr>
           <w:rFonts w:eastAsiaTheme="minorEastAsia"/>
         </w:rPr>
+        <w:lastRenderedPageBreak/>
         <w:t>A very steep distribution. This would not change by adding more links per node</w:t>
       </w:r>
       <w:r>
@@ -35533,7 +37908,6 @@
             <w:rPr>
               <w:rFonts w:ascii="Cambria Math" w:eastAsiaTheme="minorEastAsia" w:hAnsi="Cambria Math"/>
             </w:rPr>
-            <w:lastRenderedPageBreak/>
             <m:t>γ=</m:t>
           </m:r>
           <m:f>
@@ -36770,7 +39144,86 @@
         <w:t>We extent our discussion of random walks to real-world examples. More specifically time-series from economics.</w:t>
       </w:r>
       <w:r>
-        <w:t xml:space="preserve"> We look at log(value), since relative change is </w:t>
+        <w:t xml:space="preserve"> </w:t>
+      </w:r>
+      <w:r>
+        <w:t>Here even the average fluctuates wildly.</w:t>
+      </w:r>
+    </w:p>
+    <w:p>
+      <w:r>
+        <w:t xml:space="preserve">Other timeseries: Nile </w:t>
+      </w:r>
+      <w:r>
+        <w:t>level</w:t>
+      </w:r>
+      <w:r>
+        <w:t xml:space="preserve"> (H=0.4)</w:t>
+      </w:r>
+      <w:r>
+        <w:t>, sunspot observations, energy prices</w:t>
+      </w:r>
+      <w:r>
+        <w:t xml:space="preserve"> (H&lt;1/2)</w:t>
+      </w:r>
+      <w:r>
+        <w:t>.</w:t>
+      </w:r>
+    </w:p>
+    <w:p>
+      <w:r>
+        <w:drawing>
+          <wp:anchor distT="0" distB="0" distL="114300" distR="114300" simplePos="0" relativeHeight="251663360" behindDoc="0" locked="0" layoutInCell="1" allowOverlap="1" wp14:anchorId="509C0175" wp14:editId="125F0F24">
+            <wp:simplePos x="0" y="0"/>
+            <wp:positionH relativeFrom="column">
+              <wp:posOffset>-1255</wp:posOffset>
+            </wp:positionH>
+            <wp:positionV relativeFrom="paragraph">
+              <wp:posOffset>1384</wp:posOffset>
+            </wp:positionV>
+            <wp:extent cx="2579348" cy="1232135"/>
+            <wp:effectExtent l="0" t="0" r="0" b="6350"/>
+            <wp:wrapSquare wrapText="bothSides"/>
+            <wp:docPr id="14" name="Picture 14"/>
+            <wp:cNvGraphicFramePr>
+              <a:graphicFrameLocks xmlns:a="http://schemas.openxmlformats.org/drawingml/2006/main" noChangeAspect="1"/>
+            </wp:cNvGraphicFramePr>
+            <a:graphic xmlns:a="http://schemas.openxmlformats.org/drawingml/2006/main">
+              <a:graphicData uri="http://schemas.openxmlformats.org/drawingml/2006/picture">
+                <pic:pic xmlns:pic="http://schemas.openxmlformats.org/drawingml/2006/picture">
+                  <pic:nvPicPr>
+                    <pic:cNvPr id="1" name=""/>
+                    <pic:cNvPicPr/>
+                  </pic:nvPicPr>
+                  <pic:blipFill>
+                    <a:blip r:embed="rId25" cstate="print">
+                      <a:extLst>
+                        <a:ext uri="{28A0092B-C50C-407E-A947-70E740481C1C}">
+                          <a14:useLocalDpi xmlns:a14="http://schemas.microsoft.com/office/drawing/2010/main" val="0"/>
+                        </a:ext>
+                      </a:extLst>
+                    </a:blip>
+                    <a:stretch>
+                      <a:fillRect/>
+                    </a:stretch>
+                  </pic:blipFill>
+                  <pic:spPr>
+                    <a:xfrm>
+                      <a:off x="0" y="0"/>
+                      <a:ext cx="2579348" cy="1232135"/>
+                    </a:xfrm>
+                    <a:prstGeom prst="rect">
+                      <a:avLst/>
+                    </a:prstGeom>
+                  </pic:spPr>
+                </pic:pic>
+              </a:graphicData>
+            </a:graphic>
+          </wp:anchor>
+        </w:drawing>
+      </w:r>
+      <w:r>
+        <w:t xml:space="preserve">We look at log(value), since relative change is </w:t>
       </w:r>
       <w:r>
         <w:t>important</w:t>
@@ -36859,7 +39312,19 @@
         <w:rPr>
           <w:rFonts w:eastAsiaTheme="minorEastAsia"/>
         </w:rPr>
-        <w:t xml:space="preserve"> follows biased random walk (you will remove drift from fx inflation</w:t>
+        <w:t xml:space="preserve"> follows biased random walk (</w:t>
+      </w:r>
+      <w:r>
+        <w:rPr>
+          <w:rFonts w:eastAsiaTheme="minorEastAsia"/>
+        </w:rPr>
+        <w:t>we</w:t>
+      </w:r>
+      <w:r>
+        <w:rPr>
+          <w:rFonts w:eastAsiaTheme="minorEastAsia"/>
+        </w:rPr>
+        <w:t xml:space="preserve"> will remove drift from fx inflation</w:t>
       </w:r>
       <w:r>
         <w:rPr>
@@ -37290,6 +39755,12 @@
               </m:d>
             </m:den>
           </m:f>
+          <m:r>
+            <w:rPr>
+              <w:rFonts w:ascii="Cambria Math" w:hAnsi="Cambria Math"/>
+            </w:rPr>
+            <m:t>≪1</m:t>
+          </m:r>
         </m:oMath>
       </m:oMathPara>
     </w:p>
@@ -38991,7 +41462,32 @@
         <w:rPr>
           <w:rFonts w:eastAsiaTheme="minorEastAsia"/>
         </w:rPr>
-        <w:t>Three cases:</w:t>
+        <w:t>True on any timescale.</w:t>
+      </w:r>
+    </w:p>
+    <w:p>
+      <w:pPr>
+        <w:rPr>
+          <w:rFonts w:eastAsiaTheme="minorEastAsia"/>
+        </w:rPr>
+      </w:pPr>
+      <w:r>
+        <w:rPr>
+          <w:rFonts w:eastAsiaTheme="minorEastAsia"/>
+        </w:rPr>
+        <w:t>Three cases</w:t>
+      </w:r>
+      <w:r>
+        <w:rPr>
+          <w:rFonts w:eastAsiaTheme="minorEastAsia"/>
+        </w:rPr>
+        <w:t xml:space="preserve"> (marked close to random walk)</w:t>
+      </w:r>
+      <w:r>
+        <w:rPr>
+          <w:rFonts w:eastAsiaTheme="minorEastAsia"/>
+        </w:rPr>
+        <w:t>:</w:t>
       </w:r>
     </w:p>
     <w:p>
@@ -39107,6 +41603,7 @@
           <w:rPr>
             <w:rFonts w:ascii="Cambria Math" w:hAnsi="Cambria Math"/>
           </w:rPr>
+          <w:lastRenderedPageBreak/>
           <m:t>H&gt;0</m:t>
         </m:r>
       </m:oMath>
@@ -39134,6 +41631,284 @@
     <w:p>
       <w:pPr>
         <w:rPr>
+          <w:rFonts w:eastAsiaTheme="minorEastAsia"/>
+        </w:rPr>
+      </w:pPr>
+      <w:r>
+        <w:t xml:space="preserve">This can be related to probability to follow trend </w:t>
+      </w:r>
+      <m:oMath>
+        <m:r>
+          <w:rPr>
+            <w:rFonts w:ascii="Cambria Math" w:hAnsi="Cambria Math"/>
+          </w:rPr>
+          <m:t>p</m:t>
+        </m:r>
+      </m:oMath>
+      <w:r>
+        <w:rPr>
+          <w:rFonts w:eastAsiaTheme="minorEastAsia"/>
+        </w:rPr>
+        <w:t xml:space="preserve">. For a single step we have </w:t>
+      </w:r>
+      <m:oMath>
+        <m:d>
+          <m:dPr>
+            <m:begChr m:val="⟨"/>
+            <m:endChr m:val="⟩"/>
+            <m:ctrlPr>
+              <w:rPr>
+                <w:rFonts w:ascii="Cambria Math" w:eastAsiaTheme="minorEastAsia" w:hAnsi="Cambria Math"/>
+                <w:i/>
+              </w:rPr>
+            </m:ctrlPr>
+          </m:dPr>
+          <m:e>
+            <m:r>
+              <m:rPr>
+                <m:sty m:val="p"/>
+              </m:rPr>
+              <w:rPr>
+                <w:rFonts w:ascii="Cambria Math" w:eastAsiaTheme="minorEastAsia" w:hAnsi="Cambria Math"/>
+              </w:rPr>
+              <m:t>Δ</m:t>
+            </m:r>
+            <m:sSup>
+              <m:sSupPr>
+                <m:ctrlPr>
+                  <w:rPr>
+                    <w:rFonts w:ascii="Cambria Math" w:eastAsiaTheme="minorEastAsia" w:hAnsi="Cambria Math"/>
+                  </w:rPr>
+                </m:ctrlPr>
+              </m:sSupPr>
+              <m:e>
+                <m:r>
+                  <m:rPr>
+                    <m:sty m:val="p"/>
+                  </m:rPr>
+                  <w:rPr>
+                    <w:rFonts w:ascii="Cambria Math" w:eastAsiaTheme="minorEastAsia" w:hAnsi="Cambria Math"/>
+                  </w:rPr>
+                  <m:t>s</m:t>
+                </m:r>
+              </m:e>
+              <m:sup>
+                <m:r>
+                  <m:rPr>
+                    <m:sty m:val="p"/>
+                  </m:rPr>
+                  <w:rPr>
+                    <w:rFonts w:ascii="Cambria Math" w:eastAsiaTheme="minorEastAsia" w:hAnsi="Cambria Math"/>
+                  </w:rPr>
+                  <m:t>2</m:t>
+                </m:r>
+              </m:sup>
+            </m:sSup>
+            <m:d>
+              <m:dPr>
+                <m:ctrlPr>
+                  <w:rPr>
+                    <w:rFonts w:ascii="Cambria Math" w:eastAsiaTheme="minorEastAsia" w:hAnsi="Cambria Math"/>
+                  </w:rPr>
+                </m:ctrlPr>
+              </m:dPr>
+              <m:e>
+                <m:r>
+                  <m:rPr>
+                    <m:sty m:val="p"/>
+                  </m:rPr>
+                  <w:rPr>
+                    <w:rFonts w:ascii="Cambria Math" w:eastAsiaTheme="minorEastAsia" w:hAnsi="Cambria Math"/>
+                  </w:rPr>
+                  <m:t>T</m:t>
+                </m:r>
+              </m:e>
+            </m:d>
+            <m:ctrlPr>
+              <w:rPr>
+                <w:rFonts w:ascii="Cambria Math" w:eastAsiaTheme="minorEastAsia" w:hAnsi="Cambria Math"/>
+              </w:rPr>
+            </m:ctrlPr>
+          </m:e>
+        </m:d>
+        <m:r>
+          <w:rPr>
+            <w:rFonts w:ascii="Cambria Math" w:eastAsiaTheme="minorEastAsia" w:hAnsi="Cambria Math"/>
+          </w:rPr>
+          <m:t>=1</m:t>
+        </m:r>
+      </m:oMath>
+      <w:r>
+        <w:rPr>
+          <w:rFonts w:eastAsiaTheme="minorEastAsia"/>
+        </w:rPr>
+        <w:t xml:space="preserve"> and</w:t>
+      </w:r>
+      <w:r>
+        <w:rPr>
+          <w:rFonts w:eastAsiaTheme="minorEastAsia"/>
+        </w:rPr>
+        <w:t>:</w:t>
+      </w:r>
+    </w:p>
+    <w:p>
+      <w:pPr>
+        <w:rPr>
+          <w:rFonts w:eastAsiaTheme="minorEastAsia"/>
+        </w:rPr>
+      </w:pPr>
+      <m:oMathPara>
+        <m:oMath>
+          <m:r>
+            <w:rPr>
+              <w:rFonts w:ascii="Cambria Math" w:hAnsi="Cambria Math"/>
+            </w:rPr>
+            <m:t>C=</m:t>
+          </m:r>
+          <m:r>
+            <w:rPr>
+              <w:rFonts w:ascii="Cambria Math" w:hAnsi="Cambria Math"/>
+            </w:rPr>
+            <m:t>p-</m:t>
+          </m:r>
+          <m:d>
+            <m:dPr>
+              <m:ctrlPr>
+                <w:rPr>
+                  <w:rFonts w:ascii="Cambria Math" w:hAnsi="Cambria Math"/>
+                  <w:i/>
+                </w:rPr>
+              </m:ctrlPr>
+            </m:dPr>
+            <m:e>
+              <m:r>
+                <w:rPr>
+                  <w:rFonts w:ascii="Cambria Math" w:hAnsi="Cambria Math"/>
+                </w:rPr>
+                <m:t>1-p</m:t>
+              </m:r>
+            </m:e>
+          </m:d>
+          <m:r>
+            <w:rPr>
+              <w:rFonts w:ascii="Cambria Math" w:hAnsi="Cambria Math"/>
+            </w:rPr>
+            <m:t>=</m:t>
+          </m:r>
+          <m:r>
+            <w:rPr>
+              <w:rFonts w:ascii="Cambria Math" w:hAnsi="Cambria Math"/>
+            </w:rPr>
+            <m:t>2p-1=</m:t>
+          </m:r>
+          <m:sSup>
+            <m:sSupPr>
+              <m:ctrlPr>
+                <w:rPr>
+                  <w:rFonts w:ascii="Cambria Math" w:hAnsi="Cambria Math"/>
+                  <w:i/>
+                </w:rPr>
+              </m:ctrlPr>
+            </m:sSupPr>
+            <m:e>
+              <m:r>
+                <w:rPr>
+                  <w:rFonts w:ascii="Cambria Math" w:hAnsi="Cambria Math"/>
+                </w:rPr>
+                <m:t>2</m:t>
+              </m:r>
+            </m:e>
+            <m:sup>
+              <m:r>
+                <w:rPr>
+                  <w:rFonts w:ascii="Cambria Math" w:hAnsi="Cambria Math"/>
+                </w:rPr>
+                <m:t>2H-1</m:t>
+              </m:r>
+            </m:sup>
+          </m:sSup>
+          <m:r>
+            <w:rPr>
+              <w:rFonts w:ascii="Cambria Math" w:hAnsi="Cambria Math"/>
+            </w:rPr>
+            <m:t>-1</m:t>
+          </m:r>
+        </m:oMath>
+      </m:oMathPara>
+    </w:p>
+    <w:p>
+      <w:pPr>
+        <w:rPr>
+          <w:rFonts w:eastAsiaTheme="minorEastAsia"/>
+        </w:rPr>
+      </w:pPr>
+      <m:oMathPara>
+        <m:oMath>
+          <m:r>
+            <w:rPr>
+              <w:rFonts w:ascii="Cambria Math" w:eastAsiaTheme="minorEastAsia" w:hAnsi="Cambria Math"/>
+            </w:rPr>
+            <m:t>p=</m:t>
+          </m:r>
+          <m:sSup>
+            <m:sSupPr>
+              <m:ctrlPr>
+                <w:rPr>
+                  <w:rFonts w:ascii="Cambria Math" w:eastAsiaTheme="minorEastAsia" w:hAnsi="Cambria Math"/>
+                  <w:i/>
+                </w:rPr>
+              </m:ctrlPr>
+            </m:sSupPr>
+            <m:e>
+              <m:r>
+                <w:rPr>
+                  <w:rFonts w:ascii="Cambria Math" w:eastAsiaTheme="minorEastAsia" w:hAnsi="Cambria Math"/>
+                </w:rPr>
+                <m:t>4</m:t>
+              </m:r>
+            </m:e>
+            <m:sup>
+              <m:r>
+                <w:rPr>
+                  <w:rFonts w:ascii="Cambria Math" w:eastAsiaTheme="minorEastAsia" w:hAnsi="Cambria Math"/>
+                </w:rPr>
+                <m:t>H-1</m:t>
+              </m:r>
+            </m:sup>
+          </m:sSup>
+        </m:oMath>
+      </m:oMathPara>
+    </w:p>
+    <w:p>
+      <w:pPr>
+        <w:rPr>
+          <w:rFonts w:eastAsiaTheme="minorEastAsia"/>
+        </w:rPr>
+      </w:pPr>
+      <w:r>
+        <w:rPr>
+          <w:rFonts w:eastAsiaTheme="minorEastAsia"/>
+        </w:rPr>
+        <w:t xml:space="preserve">Cannot simply be inverted for </w:t>
+      </w:r>
+      <m:oMath>
+        <m:r>
+          <w:rPr>
+            <w:rFonts w:ascii="Cambria Math" w:eastAsiaTheme="minorEastAsia" w:hAnsi="Cambria Math"/>
+          </w:rPr>
+          <m:t>p</m:t>
+        </m:r>
+      </m:oMath>
+      <w:r>
+        <w:rPr>
+          <w:rFonts w:eastAsiaTheme="minorEastAsia"/>
+        </w:rPr>
+        <w:t xml:space="preserve"> defined for each step (as we saw in exercise). </w:t>
+      </w:r>
+    </w:p>
+    <w:p>
+      <w:pPr>
+        <w:rPr>
           <w:b/>
           <w:bCs/>
         </w:rPr>
@@ -39147,13 +41922,17 @@
       </w:r>
     </w:p>
     <w:p>
-      <w:pPr>
-        <w:rPr>
-          <w:rFonts w:eastAsiaTheme="minorEastAsia"/>
-        </w:rPr>
-      </w:pPr>
-      <w:r>
-        <w:lastRenderedPageBreak/>
+      <w:r>
+        <w:t>Deviation from random walk. Sometimes very large, correlated fluctuations.</w:t>
+      </w:r>
+    </w:p>
+    <w:p>
+      <w:pPr>
+        <w:rPr>
+          <w:rFonts w:eastAsiaTheme="minorEastAsia"/>
+        </w:rPr>
+      </w:pPr>
+      <w:r>
         <w:t xml:space="preserve">One might be interested in the time it takes </w:t>
       </w:r>
       <m:oMath>
@@ -39303,6 +42082,9 @@
         <w:jc w:val="center"/>
       </w:pPr>
       <w:r>
+        <w:rPr>
+          <w:noProof/>
+        </w:rPr>
         <w:drawing>
           <wp:inline distT="0" distB="0" distL="0" distR="0" wp14:anchorId="0CDEBABE" wp14:editId="0D1D2E76">
             <wp:extent cx="1851240" cy="1483930"/>
@@ -39319,7 +42101,7 @@
                     <pic:cNvPicPr/>
                   </pic:nvPicPr>
                   <pic:blipFill>
-                    <a:blip r:embed="rId23"/>
+                    <a:blip r:embed="rId26"/>
                     <a:stretch>
                       <a:fillRect/>
                     </a:stretch>
@@ -39340,6 +42122,9 @@
         </w:drawing>
       </w:r>
       <w:r>
+        <w:rPr>
+          <w:noProof/>
+        </w:rPr>
         <w:drawing>
           <wp:inline distT="0" distB="0" distL="0" distR="0" wp14:anchorId="601DF7E9" wp14:editId="22C80714">
             <wp:extent cx="2140495" cy="1464269"/>
@@ -39356,7 +42141,7 @@
                     <pic:cNvPicPr/>
                   </pic:nvPicPr>
                   <pic:blipFill>
-                    <a:blip r:embed="rId24"/>
+                    <a:blip r:embed="rId27"/>
                     <a:stretch>
                       <a:fillRect/>
                     </a:stretch>
@@ -40230,6 +43015,7 @@
             <w:rPr>
               <w:rFonts w:ascii="Cambria Math" w:eastAsiaTheme="minorEastAsia" w:hAnsi="Cambria Math"/>
             </w:rPr>
+            <w:lastRenderedPageBreak/>
             <m:t>≈μdt+σdw-</m:t>
           </m:r>
           <m:f>
@@ -40583,7 +43369,14 @@
         <w:rPr>
           <w:rFonts w:eastAsiaTheme="minorEastAsia"/>
         </w:rPr>
-        <w:t>, because the fluctuations cancel when averaging many trajectories.</w:t>
+        <w:t xml:space="preserve">, </w:t>
+      </w:r>
+      <w:r>
+        <w:rPr>
+          <w:rFonts w:eastAsiaTheme="minorEastAsia"/>
+          <w:color w:val="FF0000"/>
+        </w:rPr>
+        <w:t>because the fluctuations cancel when averaging many trajectories.</w:t>
       </w:r>
     </w:p>
     <w:p>
@@ -40627,6 +43420,12 @@
         </w:rPr>
         <w:t xml:space="preserve"> of your money.</w:t>
       </w:r>
+      <w:r>
+        <w:rPr>
+          <w:rFonts w:eastAsiaTheme="minorEastAsia"/>
+        </w:rPr>
+        <w:t xml:space="preserve">  </w:t>
+      </w:r>
     </w:p>
     <w:p>
       <w:pPr>
@@ -40640,7 +43439,6 @@
             <w:rPr>
               <w:rFonts w:ascii="Cambria Math" w:hAnsi="Cambria Math"/>
             </w:rPr>
-            <w:lastRenderedPageBreak/>
             <m:t>Gai</m:t>
           </m:r>
           <m:sSub>
@@ -40951,6 +43749,12 @@
           <w:rFonts w:eastAsiaTheme="minorEastAsia"/>
         </w:rPr>
         <w:t>Larger if market unsteady or interest rate is low.</w:t>
+      </w:r>
+      <w:r>
+        <w:rPr>
+          <w:rFonts w:eastAsiaTheme="minorEastAsia"/>
+        </w:rPr>
+        <w:t xml:space="preserve"> </w:t>
       </w:r>
     </w:p>
     <w:p>
@@ -42321,6 +45125,7 @@
             <w:rPr>
               <w:rFonts w:ascii="Cambria Math" w:eastAsiaTheme="minorEastAsia" w:hAnsi="Cambria Math"/>
             </w:rPr>
+            <w:lastRenderedPageBreak/>
             <m:t>→x=p·</m:t>
           </m:r>
           <m:f>
@@ -42503,7 +45308,7 @@
       </w:r>
     </w:p>
     <w:p>
-      <w:hyperlink r:id="rId25" w:history="1">
+      <w:hyperlink r:id="rId28" w:history="1">
         <w:r>
           <w:rPr>
             <w:rStyle w:val="Hyperlink"/>
@@ -42518,7 +45323,7 @@
           <w:rStyle w:val="Hyperlink"/>
         </w:rPr>
       </w:pPr>
-      <w:hyperlink r:id="rId26" w:history="1">
+      <w:hyperlink r:id="rId29" w:history="1">
         <w:r>
           <w:rPr>
             <w:rStyle w:val="Hyperlink"/>
@@ -42533,7 +45338,7 @@
           <w:rStyle w:val="Hyperlink"/>
         </w:rPr>
       </w:pPr>
-      <w:hyperlink r:id="rId27" w:history="1">
+      <w:hyperlink r:id="rId30" w:history="1">
         <w:r>
           <w:rPr>
             <w:rStyle w:val="Hyperlink"/>
@@ -42543,7 +45348,7 @@
       </w:hyperlink>
     </w:p>
     <w:p>
-      <w:hyperlink r:id="rId28" w:history="1">
+      <w:hyperlink r:id="rId31" w:history="1">
         <w:r>
           <w:rPr>
             <w:rStyle w:val="Hyperlink"/>
@@ -42585,7 +45390,7 @@
                     <pic:cNvPicPr/>
                   </pic:nvPicPr>
                   <pic:blipFill>
-                    <a:blip r:embed="rId29"/>
+                    <a:blip r:embed="rId32"/>
                     <a:stretch>
                       <a:fillRect/>
                     </a:stretch>
